--- a/ppt.docx
+++ b/ppt.docx
@@ -1384,18 +1384,8 @@
             </w:tcBorders>
           </w:tcPr>
           <w:p>
-            <w:pPr>
-              <w:spacing w:after="0"/>
-            </w:pPr>
             <w:r>
-              <w:rPr>
-                <w:rFonts w:ascii="Aptos" w:hAnsi="Aptos"/>
-                <w:b/>
-                <w:i w:val="0"/>
-                <w:color w:val="0B1F33"/>
-                <w:sz w:val="13"/>
-              </w:rPr>
-              <w:t>RUN DOMAIN ANALYTICS</w:t>
+              <w:t>MULTIMODAL RISK INFERENCE</w:t>
             </w:r>
           </w:p>
         </w:tc>
@@ -1414,18 +1404,8 @@
             </w:tcBorders>
           </w:tcPr>
           <w:p>
-            <w:pPr>
-              <w:spacing w:after="0" w:line="226" w:lineRule="auto"/>
-            </w:pPr>
             <w:r>
-              <w:rPr>
-                <w:rFonts w:ascii="Aptos" w:hAnsi="Aptos"/>
-                <w:b w:val="0"/>
-                <w:i w:val="0"/>
-                <w:color w:val="182A3A"/>
-                <w:sz w:val="14"/>
-              </w:rPr>
-              <w:t>Serve research and operations from the same evidence: PFZ/front analysis, SST/wind/wave validation, vessel-aware GO/CAUTION/NO-GO/UNVERIFIABLE, geofence transitions, traffic screening and hazard context.</w:t>
+              <w:t>Fuse Earth-observation imagery, 1–24 h ocean-weather sequences and operating context. Independent probability heads estimate wave, convection, visibility, collision and overall risk; uncertainty and evidence quality travel with every prediction.</w:t>
             </w:r>
           </w:p>
         </w:tc>
@@ -1912,33 +1892,40 @@
           </w:tcPr>
           <w:p>
             <w:pPr>
-              <w:spacing w:after="0"/>
+              <w:spacing w:before="0" w:after="0"/>
             </w:pPr>
             <w:r/>
+          </w:p>
+          <w:p>
+            <w:pPr>
+              <w:spacing w:before="0" w:after="60" w:line="240" w:lineRule="auto"/>
+              <w:jc w:val="left"/>
+            </w:pPr>
             <w:r>
               <w:rPr>
                 <w:rFonts w:ascii="Aptos" w:hAnsi="Aptos"/>
                 <w:b/>
-                <w:i w:val="0"/>
+                <w:caps/>
                 <w:color w:val="00A6A6"/>
-                <w:sz w:val="14"/>
+                <w:sz w:val="18"/>
               </w:rPr>
-              <w:t>CORRELATION WITH A PROVENANCE CONTRACT</w:t>
+              <w:t>MULTIMODAL, MULTI-HAZARD AI</w:t>
             </w:r>
           </w:p>
           <w:p>
             <w:pPr>
-              <w:spacing w:after="0" w:line="226" w:lineRule="auto"/>
+              <w:spacing w:before="0" w:after="0" w:line="259" w:lineRule="auto"/>
+              <w:jc w:val="left"/>
             </w:pPr>
             <w:r>
               <w:rPr>
                 <w:rFonts w:ascii="Aptos" w:hAnsi="Aptos"/>
                 <w:b w:val="0"/>
-                <w:i w:val="0"/>
-                <w:color w:val="182A3A"/>
-                <w:sz w:val="14"/>
+                <w:caps w:val="0"/>
+                <w:color w:val="526777"/>
+                <w:sz w:val="17"/>
               </w:rPr>
-              <w:t>Every value exposes source, age and truth state. Derived outputs name their lineage; SST, wind and waves can be cross-validated, and disagreements are surfaced rather than averaged away.</w:t>
+              <w:t>A pretrained TerraMind encoder reads SAR/SST/chlorophyll context while a Temporal Transformer learns changing waves, wind, currents, CAPE and CIN. Multi-task heads produce calibrated hazard probabilities—not one unexplained score.</w:t>
             </w:r>
           </w:p>
         </w:tc>
@@ -1961,33 +1948,40 @@
           </w:tcPr>
           <w:p>
             <w:pPr>
-              <w:spacing w:after="0"/>
+              <w:spacing w:before="0" w:after="0"/>
             </w:pPr>
             <w:r/>
+          </w:p>
+          <w:p>
+            <w:pPr>
+              <w:spacing w:before="0" w:after="60" w:line="240" w:lineRule="auto"/>
+              <w:jc w:val="left"/>
+            </w:pPr>
             <w:r>
               <w:rPr>
                 <w:rFonts w:ascii="Aptos" w:hAnsi="Aptos"/>
                 <w:b/>
-                <w:i w:val="0"/>
-                <w:color w:val="00A6A6"/>
-                <w:sz w:val="14"/>
+                <w:caps/>
+                <w:color w:val="E67B32"/>
+                <w:sz w:val="18"/>
               </w:rPr>
-              <w:t>GEOSPATIAL + SAFETY REASONING</w:t>
+              <w:t>AI WITH AN INDEPENDENT SAFETY SHIELD</w:t>
             </w:r>
           </w:p>
           <w:p>
             <w:pPr>
-              <w:spacing w:after="0" w:line="226" w:lineRule="auto"/>
+              <w:spacing w:before="0" w:after="0" w:line="259" w:lineRule="auto"/>
+              <w:jc w:val="left"/>
             </w:pPr>
             <w:r>
               <w:rPr>
                 <w:rFonts w:ascii="Aptos" w:hAnsi="Aptos"/>
                 <w:b w:val="0"/>
-                <w:i w:val="0"/>
-                <w:color w:val="182A3A"/>
-                <w:sz w:val="14"/>
+                <w:caps w:val="0"/>
+                <w:color w:val="526777"/>
+                <w:sz w:val="17"/>
               </w:rPr>
-              <w:t>Real EEZ/IMBL/MPA polygons, heading-aware crossings and A* routing share the same deterministic safety core. Missing evidence becomes UNVERIFIABLE rather than fabricated certainty.</w:t>
+              <w:t>The learned model may rank risk, but it cannot overrule an official warning, legal geofence or absolute operating limit. Low confidence triggers abstention, preserving explainability and safe failure as the model evolves.</w:t>
             </w:r>
           </w:p>
         </w:tc>
@@ -3041,36 +3035,10 @@
             </w:tcBorders>
           </w:tcPr>
           <w:p>
-            <w:pPr>
-              <w:spacing w:after="0"/>
-              <w:jc w:val="center"/>
-            </w:pPr>
-            <w:r/>
             <w:r>
-              <w:rPr>
-                <w:rFonts w:ascii="Aptos Display" w:hAnsi="Aptos Display"/>
-                <w:b/>
-                <w:i w:val="0"/>
-                <w:color w:val="00A6A6"/>
-                <w:sz w:val="22"/>
-              </w:rPr>
-              <w:t>12 tools</w:t>
-            </w:r>
-          </w:p>
-          <w:p>
-            <w:pPr>
-              <w:spacing w:after="0"/>
-              <w:jc w:val="center"/>
-            </w:pPr>
-            <w:r>
-              <w:rPr>
-                <w:rFonts w:ascii="Aptos" w:hAnsi="Aptos"/>
-                <w:b w:val="0"/>
-                <w:i w:val="0"/>
-                <w:color w:val="526777"/>
-                <w:sz w:val="13"/>
-              </w:rPr>
-              <w:t>typed capabilities</w:t>
+              <w:t>5 heads</w:t>
+              <w:br/>
+              <w:t>wave • convection • visibility • collision • overall</w:t>
             </w:r>
           </w:p>
         </w:tc>
@@ -3137,36 +3105,10 @@
             </w:tcBorders>
           </w:tcPr>
           <w:p>
-            <w:pPr>
-              <w:spacing w:after="0"/>
-              <w:jc w:val="center"/>
-            </w:pPr>
-            <w:r/>
             <w:r>
-              <w:rPr>
-                <w:rFonts w:ascii="Aptos Display" w:hAnsi="Aptos Display"/>
-                <w:b/>
-                <w:i w:val="0"/>
-                <w:color w:val="00A6A6"/>
-                <w:sz w:val="22"/>
-              </w:rPr>
-              <w:t>0 GPU</w:t>
-            </w:r>
-          </w:p>
-          <w:p>
-            <w:pPr>
-              <w:spacing w:after="0"/>
-              <w:jc w:val="center"/>
-            </w:pPr>
-            <w:r>
-              <w:rPr>
-                <w:rFonts w:ascii="Aptos" w:hAnsi="Aptos"/>
-                <w:b w:val="0"/>
-                <w:i w:val="0"/>
-                <w:color w:val="526777"/>
-                <w:sz w:val="13"/>
-              </w:rPr>
-              <w:t>CPU-first prototype</w:t>
+              <w:t>1–24 h</w:t>
+              <w:br/>
+              <w:t>multi-horizon probabilities</w:t>
             </w:r>
           </w:p>
         </w:tc>
@@ -3359,48 +3301,40 @@
           </w:tcPr>
           <w:p>
             <w:pPr>
-              <w:spacing w:after="0"/>
+              <w:spacing w:before="0" w:after="0"/>
             </w:pPr>
             <w:r/>
-            <w:r>
-              <w:rPr>
-                <w:rFonts w:ascii="Aptos" w:hAnsi="Aptos"/>
-                <w:b/>
-                <w:i w:val="0"/>
-                <w:color w:val="F39C4A"/>
-                <w:sz w:val="14"/>
-              </w:rPr>
-              <w:t>OCEAN SCIENCE &amp; RASTERS</w:t>
-            </w:r>
           </w:p>
           <w:p>
             <w:pPr>
-              <w:spacing w:after="10" w:line="223" w:lineRule="auto"/>
+              <w:spacing w:before="0" w:after="60" w:line="240" w:lineRule="auto"/>
+              <w:jc w:val="left"/>
             </w:pPr>
             <w:r>
               <w:rPr>
                 <w:rFonts w:ascii="Aptos" w:hAnsi="Aptos"/>
                 <w:b/>
-                <w:i w:val="0"/>
-                <w:color w:val="0B1F33"/>
-                <w:sz w:val="13"/>
+                <w:caps/>
+                <w:color w:val="1689B4"/>
+                <w:sz w:val="18"/>
               </w:rPr>
-              <w:t>NumPy 2 • SciPy • xarray • netCDF4 • scikit-image</w:t>
+              <w:t>MULTIMODAL AI &amp; OCEAN SCIENCE</w:t>
             </w:r>
           </w:p>
           <w:p>
             <w:pPr>
-              <w:spacing w:after="0" w:line="226" w:lineRule="auto"/>
+              <w:spacing w:before="0" w:after="0" w:line="259" w:lineRule="auto"/>
+              <w:jc w:val="left"/>
             </w:pPr>
             <w:r>
               <w:rPr>
                 <w:rFonts w:ascii="Aptos" w:hAnsi="Aptos"/>
                 <w:b w:val="0"/>
-                <w:i w:val="0"/>
-                <w:color w:val="182A3A"/>
-                <w:sz w:val="13"/>
+                <w:caps w:val="0"/>
+                <w:color w:val="526777"/>
+                <w:sz w:val="16"/>
               </w:rPr>
-              <w:t>Canny thermal/chlorophyll fronts, PFZ derivation, uncertainty-aware cross-validation, vector fields, Monte Carlo SAR drift and server-side cmocean scientific colour maps.</w:t>
+              <w:t>PyTorch • TerraMind EO encoder • Temporal Transformer • calibration/uncertainty heads • NumPy • xarray • SciPy. EO tiles and forecast sequences are fused without training a foundation model from scratch.</w:t>
             </w:r>
           </w:p>
         </w:tc>
@@ -3489,48 +3423,40 @@
           </w:tcPr>
           <w:p>
             <w:pPr>
-              <w:spacing w:after="0"/>
+              <w:spacing w:before="0" w:after="0"/>
             </w:pPr>
             <w:r/>
-            <w:r>
-              <w:rPr>
-                <w:rFonts w:ascii="Aptos" w:hAnsi="Aptos"/>
-                <w:b/>
-                <w:i w:val="0"/>
-                <w:color w:val="1689B4"/>
-                <w:sz w:val="14"/>
-              </w:rPr>
-              <w:t>DATA, JOBS &amp; SCALE</w:t>
-            </w:r>
           </w:p>
           <w:p>
             <w:pPr>
-              <w:spacing w:after="10" w:line="223" w:lineRule="auto"/>
+              <w:spacing w:before="0" w:after="60" w:line="240" w:lineRule="auto"/>
+              <w:jc w:val="left"/>
             </w:pPr>
             <w:r>
               <w:rPr>
                 <w:rFonts w:ascii="Aptos" w:hAnsi="Aptos"/>
                 <w:b/>
-                <w:i w:val="0"/>
-                <w:color w:val="0B1F33"/>
-                <w:sz w:val="13"/>
+                <w:caps/>
+                <w:color w:val="00A6A6"/>
+                <w:sz w:val="18"/>
               </w:rPr>
-              <w:t>SQLite • APScheduler • in-memory TTL cache • local PNG/JSON rasters</w:t>
+              <w:t>DATA, TRAINING &amp; SCALE</w:t>
             </w:r>
           </w:p>
           <w:p>
             <w:pPr>
-              <w:spacing w:after="0" w:line="226" w:lineRule="auto"/>
+              <w:spacing w:before="0" w:after="0" w:line="259" w:lineRule="auto"/>
+              <w:jc w:val="left"/>
             </w:pPr>
             <w:r>
               <w:rPr>
                 <w:rFonts w:ascii="Aptos" w:hAnsi="Aptos"/>
                 <w:b w:val="0"/>
-                <w:i w:val="0"/>
-                <w:color w:val="182A3A"/>
-                <w:sz w:val="13"/>
+                <w:caps w:val="0"/>
+                <w:color w:val="526777"/>
+                <w:sz w:val="16"/>
               </w:rPr>
-              <w:t>The default prototype needs no infrastructure. Optional Docker Compose upgrades persistence and spatial queries to PostgreSQL 16/PostGIS 3.4 and caching/pub-sub to Redis 7.</w:t>
+              <w:t>STAC/xarray data cube • PostGIS • Redis • experiment registry • offline GPU fine-tuning. Versioned features and labels support reproducible training; compact ONNX inference keeps the operational service economical.</w:t>
             </w:r>
           </w:p>
         </w:tc>
@@ -3553,48 +3479,40 @@
           </w:tcPr>
           <w:p>
             <w:pPr>
-              <w:spacing w:after="0"/>
+              <w:spacing w:before="0" w:after="0"/>
             </w:pPr>
             <w:r/>
-            <w:r>
-              <w:rPr>
-                <w:rFonts w:ascii="Aptos" w:hAnsi="Aptos"/>
-                <w:b/>
-                <w:i w:val="0"/>
-                <w:color w:val="F39C4A"/>
-                <w:sz w:val="14"/>
-              </w:rPr>
-              <w:t>QUALITY, SECURITY &amp; LANGUAGE</w:t>
-            </w:r>
           </w:p>
           <w:p>
             <w:pPr>
-              <w:spacing w:after="10" w:line="223" w:lineRule="auto"/>
+              <w:spacing w:before="0" w:after="60" w:line="240" w:lineRule="auto"/>
+              <w:jc w:val="left"/>
             </w:pPr>
             <w:r>
               <w:rPr>
                 <w:rFonts w:ascii="Aptos" w:hAnsi="Aptos"/>
                 <w:b/>
-                <w:i w:val="0"/>
-                <w:color w:val="0B1F33"/>
-                <w:sz w:val="13"/>
+                <w:caps/>
+                <w:color w:val="E67B32"/>
+                <w:sz w:val="18"/>
               </w:rPr>
-              <w:t>pytest • pytest-asyncio • respx • Ruff • Playwright • Langfuse</w:t>
+              <w:t>VALIDATION, SECURITY &amp; LANGUAGE</w:t>
             </w:r>
           </w:p>
           <w:p>
             <w:pPr>
-              <w:spacing w:after="0" w:line="226" w:lineRule="auto"/>
+              <w:spacing w:before="0" w:after="0" w:line="259" w:lineRule="auto"/>
+              <w:jc w:val="left"/>
             </w:pPr>
             <w:r>
               <w:rPr>
                 <w:rFonts w:ascii="Aptos" w:hAnsi="Aptos"/>
                 <w:b w:val="0"/>
-                <w:i w:val="0"/>
-                <w:color w:val="182A3A"/>
-                <w:sz w:val="13"/>
+                <w:caps w:val="0"/>
+                <w:color w:val="526777"/>
+                <w:sz w:val="16"/>
               </w:rPr>
-              <w:t>Pydantic SecretStr configuration, masked logs, source-health monitoring, retry/timeout/circuit-breaker adapters and number-safe multilingual ASR/TTS through Sarvam and Groq.</w:t>
+              <w:t>Time-split back-testing, Brier score, expected calibration error, hazard recall and drift monitoring gate every model release. Pydantic contracts, masked secrets, audit traces and multilingual ASR/TTS protect operational use.</w:t>
             </w:r>
           </w:p>
         </w:tc>
@@ -3919,52 +3837,12 @@
             <w:vAlign w:val="center"/>
           </w:tcPr>
           <w:p>
-            <w:pPr>
-              <w:spacing w:after="0"/>
-              <w:jc w:val="center"/>
-            </w:pPr>
-            <w:r/>
             <w:r>
-              <w:rPr>
-                <w:rFonts w:ascii="Aptos" w:hAnsi="Aptos"/>
-                <w:b/>
-                <w:i w:val="0"/>
-                <w:color w:val="B8EEF0"/>
-                <w:sz w:val="12"/>
-              </w:rPr>
               <w:t>05</w:t>
-            </w:r>
-          </w:p>
-          <w:p>
-            <w:pPr>
-              <w:spacing w:after="8"/>
-              <w:jc w:val="center"/>
-            </w:pPr>
-            <w:r>
-              <w:rPr>
-                <w:rFonts w:ascii="Aptos" w:hAnsi="Aptos"/>
-                <w:b/>
-                <w:i w:val="0"/>
-                <w:color w:val="FFFFFF"/>
-                <w:sz w:val="12"/>
-              </w:rPr>
-              <w:t>REASON</w:t>
-            </w:r>
-          </w:p>
-          <w:p>
-            <w:pPr>
-              <w:spacing w:after="0"/>
-              <w:jc w:val="center"/>
-            </w:pPr>
-            <w:r>
-              <w:rPr>
-                <w:rFonts w:ascii="Aptos" w:hAnsi="Aptos"/>
-                <w:b w:val="0"/>
-                <w:i w:val="0"/>
-                <w:color w:val="DCECF3"/>
-                <w:sz w:val="11"/>
-              </w:rPr>
-              <w:t>spatial • temporal • science</w:t>
+              <w:br/>
+              <w:t>FUSE + PREDICT</w:t>
+              <w:br/>
+              <w:t>EO encoder • temporal model • 5 heads</w:t>
             </w:r>
           </w:p>
         </w:tc>
@@ -3984,52 +3862,12 @@
             <w:vAlign w:val="center"/>
           </w:tcPr>
           <w:p>
-            <w:pPr>
-              <w:spacing w:after="0"/>
-              <w:jc w:val="center"/>
-            </w:pPr>
-            <w:r/>
             <w:r>
-              <w:rPr>
-                <w:rFonts w:ascii="Aptos" w:hAnsi="Aptos"/>
-                <w:b/>
-                <w:i w:val="0"/>
-                <w:color w:val="B8EEF0"/>
-                <w:sz w:val="12"/>
-              </w:rPr>
               <w:t>06</w:t>
-            </w:r>
-          </w:p>
-          <w:p>
-            <w:pPr>
-              <w:spacing w:after="8"/>
-              <w:jc w:val="center"/>
-            </w:pPr>
-            <w:r>
-              <w:rPr>
-                <w:rFonts w:ascii="Aptos" w:hAnsi="Aptos"/>
-                <w:b/>
-                <w:i w:val="0"/>
-                <w:color w:val="FFFFFF"/>
-                <w:sz w:val="12"/>
-              </w:rPr>
-              <w:t>SAFETY GATE</w:t>
-            </w:r>
-          </w:p>
-          <w:p>
-            <w:pPr>
-              <w:spacing w:after="0"/>
-              <w:jc w:val="center"/>
-            </w:pPr>
-            <w:r>
-              <w:rPr>
-                <w:rFonts w:ascii="Aptos" w:hAnsi="Aptos"/>
-                <w:b w:val="0"/>
-                <w:i w:val="0"/>
-                <w:color w:val="DCECF3"/>
-                <w:sz w:val="11"/>
-              </w:rPr>
-              <w:t>rules • vetoes • critic</w:t>
+              <w:br/>
+              <w:t>ASSURE</w:t>
+              <w:br/>
+              <w:t>calibrate • abstain • hard gates</w:t>
             </w:r>
           </w:p>
         </w:tc>
@@ -4049,52 +3887,12 @@
             <w:vAlign w:val="center"/>
           </w:tcPr>
           <w:p>
-            <w:pPr>
-              <w:spacing w:after="0"/>
-              <w:jc w:val="center"/>
-            </w:pPr>
-            <w:r/>
             <w:r>
-              <w:rPr>
-                <w:rFonts w:ascii="Aptos" w:hAnsi="Aptos"/>
-                <w:b/>
-                <w:i w:val="0"/>
-                <w:color w:val="B8EEF0"/>
-                <w:sz w:val="12"/>
-              </w:rPr>
               <w:t>07</w:t>
-            </w:r>
-          </w:p>
-          <w:p>
-            <w:pPr>
-              <w:spacing w:after="8"/>
-              <w:jc w:val="center"/>
-            </w:pPr>
-            <w:r>
-              <w:rPr>
-                <w:rFonts w:ascii="Aptos" w:hAnsi="Aptos"/>
-                <w:b/>
-                <w:i w:val="0"/>
-                <w:color w:val="FFFFFF"/>
-                <w:sz w:val="12"/>
-              </w:rPr>
-              <w:t>DELIVER</w:t>
-            </w:r>
-          </w:p>
-          <w:p>
-            <w:pPr>
-              <w:spacing w:after="0"/>
-              <w:jc w:val="center"/>
-            </w:pPr>
-            <w:r>
-              <w:rPr>
-                <w:rFonts w:ascii="Aptos" w:hAnsi="Aptos"/>
-                <w:b w:val="0"/>
-                <w:i w:val="0"/>
-                <w:color w:val="DCECF3"/>
-                <w:sz w:val="11"/>
-              </w:rPr>
-              <w:t>chat • map • route • alert</w:t>
+              <w:br/>
+              <w:t>ACT + EXPLAIN</w:t>
+              <w:br/>
+              <w:t>answer • map • route • alert</w:t>
             </w:r>
           </w:p>
         </w:tc>
@@ -4125,33 +3923,40 @@
           </w:tcPr>
           <w:p>
             <w:pPr>
-              <w:spacing w:after="0"/>
+              <w:spacing w:before="0" w:after="0"/>
             </w:pPr>
             <w:r/>
+          </w:p>
+          <w:p>
+            <w:pPr>
+              <w:spacing w:before="0" w:after="60" w:line="240" w:lineRule="auto"/>
+              <w:jc w:val="left"/>
+            </w:pPr>
             <w:r>
               <w:rPr>
                 <w:rFonts w:ascii="Aptos" w:hAnsi="Aptos"/>
                 <w:b/>
-                <w:i w:val="0"/>
-                <w:color w:val="1689B4"/>
-                <w:sz w:val="14"/>
+                <w:caps/>
+                <w:color w:val="00A6A6"/>
+                <w:sz w:val="18"/>
               </w:rPr>
-              <w:t>CONTROL PRINCIPLE</w:t>
+              <w:t>SEPARATION-OF-POWER PRINCIPLE</w:t>
             </w:r>
           </w:p>
           <w:p>
             <w:pPr>
-              <w:spacing w:after="0" w:line="226" w:lineRule="auto"/>
+              <w:spacing w:before="0" w:after="0" w:line="259" w:lineRule="auto"/>
+              <w:jc w:val="left"/>
             </w:pPr>
             <w:r>
               <w:rPr>
                 <w:rFonts w:ascii="Aptos" w:hAnsi="Aptos"/>
                 <w:b w:val="0"/>
-                <w:i w:val="0"/>
-                <w:color w:val="182A3A"/>
-                <w:sz w:val="13"/>
+                <w:caps w:val="0"/>
+                <w:color w:val="526777"/>
+                <w:sz w:val="17"/>
               </w:rPr>
-              <w:t>The LLM understands, plans and explains. Typed Python services compute geospatial facts, scientific products, risk verdicts and routes; the critic verifies the narrative against those results.</w:t>
+              <w:t>The LLM understands, plans and explains. The multimodal model estimates calibrated hazard probabilities. Typed geospatial services enforce legal geometry, official advisories and absolute limits; the critic checks that the narrative matches the evidence.</w:t>
             </w:r>
           </w:p>
         </w:tc>
@@ -4168,33 +3973,40 @@
           </w:tcPr>
           <w:p>
             <w:pPr>
-              <w:spacing w:after="0"/>
+              <w:spacing w:before="0" w:after="0"/>
             </w:pPr>
             <w:r/>
+          </w:p>
+          <w:p>
+            <w:pPr>
+              <w:spacing w:before="0" w:after="60" w:line="240" w:lineRule="auto"/>
+              <w:jc w:val="left"/>
+            </w:pPr>
             <w:r>
               <w:rPr>
                 <w:rFonts w:ascii="Aptos" w:hAnsi="Aptos"/>
                 <w:b/>
-                <w:i w:val="0"/>
-                <w:color w:val="F39C4A"/>
-                <w:sz w:val="14"/>
+                <w:caps/>
+                <w:color w:val="E67B32"/>
+                <w:sz w:val="18"/>
               </w:rPr>
-              <w:t>RESILIENCE PRINCIPLE</w:t>
+              <w:t>TRUST-BEFORE-AUTOMATION PRINCIPLE</w:t>
             </w:r>
           </w:p>
           <w:p>
             <w:pPr>
-              <w:spacing w:after="0" w:line="226" w:lineRule="auto"/>
+              <w:spacing w:before="0" w:after="0" w:line="259" w:lineRule="auto"/>
+              <w:jc w:val="left"/>
             </w:pPr>
             <w:r>
               <w:rPr>
                 <w:rFonts w:ascii="Aptos" w:hAnsi="Aptos"/>
                 <w:b w:val="0"/>
-                <w:i w:val="0"/>
-                <w:color w:val="182A3A"/>
-                <w:sz w:val="13"/>
+                <w:caps w:val="0"/>
+                <w:color w:val="526777"/>
+                <w:sz w:val="17"/>
               </w:rPr>
-              <w:t>Concurrent calls use retry, timeout, cache and source-health tracking. Missing or stale inputs remain visible and can force UNVERIFIABLE—there is no silent conversion of absence into calm water.</w:t>
+              <w:t>Supervised training begins only after label audits. Temporal hold-outs, regional tests, calibration, uncertainty and abstention precede deployment; model versions remain traceable to the datasets and release gates that approved them.</w:t>
             </w:r>
           </w:p>
         </w:tc>
@@ -4301,33 +4113,40 @@
           </w:tcPr>
           <w:p>
             <w:pPr>
-              <w:spacing w:after="0"/>
+              <w:spacing w:before="0" w:after="0"/>
             </w:pPr>
             <w:r/>
+          </w:p>
+          <w:p>
+            <w:pPr>
+              <w:spacing w:before="0" w:after="60" w:line="240" w:lineRule="auto"/>
+              <w:jc w:val="left"/>
+            </w:pPr>
             <w:r>
               <w:rPr>
                 <w:rFonts w:ascii="Aptos" w:hAnsi="Aptos"/>
                 <w:b/>
-                <w:i w:val="0"/>
-                <w:color w:val="00A6A6"/>
-                <w:sz w:val="14"/>
+                <w:caps/>
+                <w:color w:val="1689B4"/>
+                <w:sz w:val="18"/>
               </w:rPr>
               <w:t>COMPUTE</w:t>
             </w:r>
           </w:p>
           <w:p>
             <w:pPr>
-              <w:spacing w:after="0" w:line="226" w:lineRule="auto"/>
+              <w:spacing w:before="0" w:after="0" w:line="259" w:lineRule="auto"/>
+              <w:jc w:val="left"/>
             </w:pPr>
             <w:r>
               <w:rPr>
                 <w:rFonts w:ascii="Aptos" w:hAnsi="Aptos"/>
                 <w:b w:val="0"/>
-                <w:i w:val="0"/>
-                <w:color w:val="182A3A"/>
-                <w:sz w:val="13"/>
+                <w:caps w:val="0"/>
+                <w:color w:val="526777"/>
+                <w:sz w:val="16"/>
               </w:rPr>
-              <w:t>CPU-first Python backend on a development laptop or cloud VM. No dedicated GPU is required for the current analytical and agent workflow.</w:t>
+              <w:t>The working analytical prototype remains CPU-first. Future model fine-tuning uses an offline GPU; distilled/ONNX inference can run on a modest cloud instance because TerraMind features are reused rather than learned from zero.</w:t>
             </w:r>
           </w:p>
         </w:tc>
@@ -4438,7 +4257,7 @@
                 <w:color w:val="DCECF3"/>
                 <w:sz w:val="14"/>
               </w:rPr>
-              <w:t xml:space="preserve">  •  3840 × 2160  •  scalable vector  •  ready for direct PPT placement</w:t>
+              <w:t xml:space="preserve">  •  1920 × 2160 · vertical half-slide architecture  •  scalable vector  •  ready for direct PPT placement</w:t>
             </w:r>
           </w:p>
         </w:tc>
@@ -4649,33 +4468,40 @@
           </w:tcPr>
           <w:p>
             <w:pPr>
-              <w:spacing w:before="0" w:after="0" w:line="240" w:lineRule="auto"/>
-              <w:jc w:val="center"/>
+              <w:spacing w:before="0" w:after="0"/>
             </w:pPr>
             <w:r/>
+          </w:p>
+          <w:p>
+            <w:pPr>
+              <w:spacing w:before="0" w:after="60" w:line="240" w:lineRule="auto"/>
+              <w:jc w:val="left"/>
+            </w:pPr>
             <w:r>
               <w:rPr>
                 <w:rFonts w:ascii="Aptos" w:hAnsi="Aptos"/>
                 <w:b/>
+                <w:caps/>
                 <w:color w:val="00A6A6"/>
-                <w:sz w:val="14"/>
+                <w:sz w:val="18"/>
               </w:rPr>
               <w:t>TECHNICAL</w:t>
             </w:r>
           </w:p>
           <w:p>
             <w:pPr>
-              <w:spacing w:before="40" w:after="0" w:line="245" w:lineRule="auto"/>
-              <w:jc w:val="center"/>
+              <w:spacing w:before="0" w:after="0" w:line="259" w:lineRule="auto"/>
+              <w:jc w:val="left"/>
             </w:pPr>
             <w:r>
               <w:rPr>
                 <w:rFonts w:ascii="Aptos" w:hAnsi="Aptos"/>
                 <w:b w:val="0"/>
-                <w:color w:val="17324A"/>
-                <w:sz w:val="14"/>
+                <w:caps w:val="0"/>
+                <w:color w:val="526777"/>
+                <w:sz w:val="16"/>
               </w:rPr>
-              <w:t>Working FastAPI + React prototype; agent graph, typed tools, deterministic risk/routing logic and map outputs run on commodity CPU hardware.</w:t>
+              <w:t>A pretrained TerraMind encoder, a compact Temporal Transformer and separate sigmoid heads form a practical multi-task architecture. Transfer learning avoids the cost and data burden of building an EO foundation model from zero.</w:t>
             </w:r>
           </w:p>
         </w:tc>
@@ -4701,33 +4527,40 @@
           </w:tcPr>
           <w:p>
             <w:pPr>
-              <w:spacing w:before="0" w:after="0" w:line="240" w:lineRule="auto"/>
-              <w:jc w:val="center"/>
+              <w:spacing w:before="0" w:after="0"/>
             </w:pPr>
             <w:r/>
+          </w:p>
+          <w:p>
+            <w:pPr>
+              <w:spacing w:before="0" w:after="60" w:line="240" w:lineRule="auto"/>
+              <w:jc w:val="left"/>
+            </w:pPr>
             <w:r>
               <w:rPr>
                 <w:rFonts w:ascii="Aptos" w:hAnsi="Aptos"/>
                 <w:b/>
+                <w:caps/>
                 <w:color w:val="1689B4"/>
-                <w:sz w:val="14"/>
+                <w:sz w:val="18"/>
               </w:rPr>
               <w:t>DATA</w:t>
             </w:r>
           </w:p>
           <w:p>
             <w:pPr>
-              <w:spacing w:before="40" w:after="0" w:line="245" w:lineRule="auto"/>
-              <w:jc w:val="center"/>
+              <w:spacing w:before="0" w:after="0" w:line="259" w:lineRule="auto"/>
+              <w:jc w:val="left"/>
             </w:pPr>
             <w:r>
               <w:rPr>
                 <w:rFonts w:ascii="Aptos" w:hAnsi="Aptos"/>
                 <w:b w:val="0"/>
-                <w:color w:val="17324A"/>
-                <w:sz w:val="14"/>
+                <w:caps w:val="0"/>
+                <w:color w:val="526777"/>
+                <w:sz w:val="16"/>
               </w:rPr>
-              <w:t>Official and open ecosystems already publish forecasts, EO, PFZ and historical landings. ORCA's adapter contract records source, time, units and uncertainty.</w:t>
+              <w:t>Forecasts and EO are available now; trustworthy targets must be assembled from buoys, official alerts and verified incidents. A label-quality audit and time-aligned data cube are mandatory before supervised training begins.</w:t>
             </w:r>
           </w:p>
         </w:tc>
@@ -4805,33 +4638,40 @@
           </w:tcPr>
           <w:p>
             <w:pPr>
-              <w:spacing w:before="0" w:after="0" w:line="240" w:lineRule="auto"/>
-              <w:jc w:val="center"/>
+              <w:spacing w:before="0" w:after="0"/>
             </w:pPr>
             <w:r/>
+          </w:p>
+          <w:p>
+            <w:pPr>
+              <w:spacing w:before="0" w:after="60" w:line="240" w:lineRule="auto"/>
+              <w:jc w:val="left"/>
+            </w:pPr>
             <w:r>
               <w:rPr>
                 <w:rFonts w:ascii="Aptos" w:hAnsi="Aptos"/>
                 <w:b/>
-                <w:color w:val="F39C4A"/>
-                <w:sz w:val="14"/>
+                <w:caps/>
+                <w:color w:val="E67B32"/>
+                <w:sz w:val="18"/>
               </w:rPr>
               <w:t>ECONOMIC</w:t>
             </w:r>
           </w:p>
           <w:p>
             <w:pPr>
-              <w:spacing w:before="40" w:after="0" w:line="245" w:lineRule="auto"/>
-              <w:jc w:val="center"/>
+              <w:spacing w:before="0" w:after="0" w:line="259" w:lineRule="auto"/>
+              <w:jc w:val="left"/>
             </w:pPr>
             <w:r>
               <w:rPr>
                 <w:rFonts w:ascii="Aptos" w:hAnsi="Aptos"/>
                 <w:b w:val="0"/>
-                <w:color w:val="17324A"/>
-                <w:sz w:val="14"/>
+                <w:caps w:val="0"/>
+                <w:color w:val="526777"/>
+                <w:sz w:val="16"/>
               </w:rPr>
-              <w:t>Open-source software and largely open public data keep the pilot lean; PostGIS, Redis and managed compute can be added only when usage justifies them.</w:t>
+              <w:t>Open data and transfer learning keep experimentation lean. GPU capacity is needed for scheduled fine-tuning—not every user query—while compact inference and shared feature caches control recurring cost.</w:t>
             </w:r>
           </w:p>
         </w:tc>
@@ -4908,33 +4748,48 @@
           </w:tcPr>
           <w:p>
             <w:pPr>
-              <w:spacing w:before="0" w:after="0" w:line="240" w:lineRule="auto"/>
+              <w:spacing w:before="0" w:after="0"/>
+            </w:pPr>
+            <w:r/>
+          </w:p>
+          <w:p>
+            <w:pPr>
+              <w:spacing w:before="0" w:after="60" w:line="240" w:lineRule="auto"/>
               <w:jc w:val="left"/>
             </w:pPr>
-            <w:r/>
             <w:r>
               <w:rPr>
                 <w:rFonts w:ascii="Aptos" w:hAnsi="Aptos"/>
                 <w:b/>
                 <w:color w:val="00A6A6"/>
-                <w:sz w:val="14"/>
+                <w:sz w:val="17"/>
               </w:rPr>
-              <w:t>01 · PROTOTYPE</w:t>
+              <w:t xml:space="preserve">01  </w:t>
+            </w:r>
+            <w:r>
+              <w:rPr>
+                <w:rFonts w:ascii="Aptos" w:hAnsi="Aptos"/>
+                <w:b/>
+                <w:color w:val="0B1F33"/>
+                <w:sz w:val="17"/>
+              </w:rPr>
+              <w:t>EVIDENCE BASELINE</w:t>
             </w:r>
           </w:p>
           <w:p>
             <w:pPr>
-              <w:spacing w:before="40" w:after="0" w:line="245" w:lineRule="auto"/>
+              <w:spacing w:before="0" w:after="0" w:line="252" w:lineRule="auto"/>
               <w:jc w:val="left"/>
             </w:pPr>
             <w:r>
               <w:rPr>
                 <w:rFonts w:ascii="Aptos" w:hAnsi="Aptos"/>
                 <w:b w:val="0"/>
-                <w:color w:val="17324A"/>
-                <w:sz w:val="14"/>
+                <w:caps w:val="0"/>
+                <w:color w:val="526777"/>
+                <w:sz w:val="16"/>
               </w:rPr>
-              <w:t>Integrated chat, map layers, provenance, agent trace, risk engine, A* routing and specialist tools. Demonstrates the full interaction loop.</w:t>
+              <w:t>Keep the working agent, provenance, geofence and A* services; construct a versioned spatio-temporal training cube and label registry.</w:t>
             </w:r>
           </w:p>
         </w:tc>
@@ -4960,33 +4815,48 @@
           </w:tcPr>
           <w:p>
             <w:pPr>
-              <w:spacing w:before="0" w:after="0" w:line="240" w:lineRule="auto"/>
+              <w:spacing w:before="0" w:after="0"/>
+            </w:pPr>
+            <w:r/>
+          </w:p>
+          <w:p>
+            <w:pPr>
+              <w:spacing w:before="0" w:after="60" w:line="240" w:lineRule="auto"/>
               <w:jc w:val="left"/>
             </w:pPr>
-            <w:r/>
             <w:r>
               <w:rPr>
                 <w:rFonts w:ascii="Aptos" w:hAnsi="Aptos"/>
                 <w:b/>
                 <w:color w:val="1689B4"/>
-                <w:sz w:val="14"/>
+                <w:sz w:val="17"/>
               </w:rPr>
-              <w:t>02 · COASTAL PILOT</w:t>
+              <w:t xml:space="preserve">02  </w:t>
+            </w:r>
+            <w:r>
+              <w:rPr>
+                <w:rFonts w:ascii="Aptos" w:hAnsi="Aptos"/>
+                <w:b/>
+                <w:color w:val="0B1F33"/>
+                <w:sz w:val="17"/>
+              </w:rPr>
+              <w:t>SHADOW-MODE PILOT</w:t>
             </w:r>
           </w:p>
           <w:p>
             <w:pPr>
-              <w:spacing w:before="40" w:after="0" w:line="245" w:lineRule="auto"/>
+              <w:spacing w:before="0" w:after="0" w:line="252" w:lineRule="auto"/>
               <w:jc w:val="left"/>
             </w:pPr>
             <w:r>
               <w:rPr>
                 <w:rFonts w:ascii="Aptos" w:hAnsi="Aptos"/>
                 <w:b w:val="0"/>
-                <w:color w:val="17324A"/>
-                <w:sz w:val="14"/>
+                <w:caps w:val="0"/>
+                <w:color w:val="526777"/>
+                <w:sz w:val="16"/>
               </w:rPr>
-              <w:t>Connect official IMD/INCOIS/tide feeds; validate time-specific verdicts, route endpoints and geofences with fishers, researchers and authorities.</w:t>
+              <w:t>Fine-tune hazard heads, back-test by season and coast, calibrate probabilities, and compare predictions with experts without influencing live decisions.</w:t>
             </w:r>
           </w:p>
         </w:tc>
@@ -5012,33 +4882,48 @@
           </w:tcPr>
           <w:p>
             <w:pPr>
-              <w:spacing w:before="0" w:after="0" w:line="240" w:lineRule="auto"/>
+              <w:spacing w:before="0" w:after="0"/>
+            </w:pPr>
+            <w:r/>
+          </w:p>
+          <w:p>
+            <w:pPr>
+              <w:spacing w:before="0" w:after="60" w:line="240" w:lineRule="auto"/>
               <w:jc w:val="left"/>
             </w:pPr>
-            <w:r/>
             <w:r>
               <w:rPr>
                 <w:rFonts w:ascii="Aptos" w:hAnsi="Aptos"/>
                 <w:b/>
-                <w:color w:val="F39C4A"/>
-                <w:sz w:val="14"/>
+                <w:color w:val="E67B32"/>
+                <w:sz w:val="17"/>
               </w:rPr>
-              <w:t>03 · OPERATIONAL SCALE</w:t>
+              <w:t xml:space="preserve">03  </w:t>
+            </w:r>
+            <w:r>
+              <w:rPr>
+                <w:rFonts w:ascii="Aptos" w:hAnsi="Aptos"/>
+                <w:b/>
+                <w:color w:val="0B1F33"/>
+                <w:sz w:val="17"/>
+              </w:rPr>
+              <w:t>CONTROLLED RELEASE</w:t>
             </w:r>
           </w:p>
           <w:p>
             <w:pPr>
-              <w:spacing w:before="40" w:after="0" w:line="245" w:lineRule="auto"/>
+              <w:spacing w:before="0" w:after="0" w:line="252" w:lineRule="auto"/>
               <w:jc w:val="left"/>
             </w:pPr>
             <w:r>
               <w:rPr>
                 <w:rFonts w:ascii="Aptos" w:hAnsi="Aptos"/>
                 <w:b w:val="0"/>
-                <w:color w:val="17324A"/>
-                <w:sz w:val="14"/>
+                <w:caps w:val="0"/>
+                <w:color w:val="526777"/>
+                <w:sz w:val="16"/>
               </w:rPr>
-              <w:t>Only after historical back-testing, independent safety review, data SLAs, accessibility testing and authority sign-off; then scale state by state.</w:t>
+              <w:t>Deploy only after recall, calibration, drift and subgroup gates pass; preserve official warnings and absolute limits as non-learned overrides.</w:t>
             </w:r>
           </w:p>
         </w:tc>
@@ -5540,22 +5425,8 @@
             </w:tcMar>
           </w:tcPr>
           <w:p>
-            <w:pPr>
-              <w:spacing w:before="0" w:after="0" w:line="240" w:lineRule="auto"/>
-            </w:pPr>
             <w:r>
-              <w:rPr>
-                <w:b/>
-              </w:rPr>
-            </w:r>
-            <w:r>
-              <w:rPr>
-                <w:rFonts w:ascii="Aptos" w:hAnsi="Aptos"/>
-                <w:b w:val="0"/>
-                <w:color w:val="0B1F33"/>
-                <w:sz w:val="14"/>
-              </w:rPr>
-              <w:t>LLM overconfidence</w:t>
+              <w:t>AI miscalibration or model drift</w:t>
             </w:r>
           </w:p>
         </w:tc>
@@ -5577,18 +5448,8 @@
             </w:tcMar>
           </w:tcPr>
           <w:p>
-            <w:pPr>
-              <w:spacing w:before="0" w:after="0" w:line="240" w:lineRule="auto"/>
-            </w:pPr>
-            <w:r/>
             <w:r>
-              <w:rPr>
-                <w:rFonts w:ascii="Aptos" w:hAnsi="Aptos"/>
-                <w:b w:val="0"/>
-                <w:color w:val="17324A"/>
-                <w:sz w:val="13"/>
-              </w:rPr>
-              <w:t>Fluent language can hide unsupported causality or a unit/time mismatch.</w:t>
+              <w:t>A confident probability can be unsafe if labels, seasons or coastal conditions shift.</w:t>
             </w:r>
           </w:p>
         </w:tc>
@@ -5610,18 +5471,8 @@
             </w:tcMar>
           </w:tcPr>
           <w:p>
-            <w:pPr>
-              <w:spacing w:before="0" w:after="0" w:line="240" w:lineRule="auto"/>
-            </w:pPr>
-            <w:r/>
             <w:r>
-              <w:rPr>
-                <w:rFonts w:ascii="Aptos" w:hAnsi="Aptos"/>
-                <w:b w:val="0"/>
-                <w:color w:val="17324A"/>
-                <w:sz w:val="13"/>
-              </w:rPr>
-              <w:t>The LLM plans and explains; typed services compute. Schema validation, critic checks and evidence citations gate every safety answer.</w:t>
+              <w:t>Time/region hold-outs, Brier/ECE calibration tests, uncertainty and abstention; shadow mode, drift monitoring and independent hard-safety gates.</w:t>
             </w:r>
           </w:p>
         </w:tc>
@@ -6192,28 +6043,8 @@
             </w:tcMar>
           </w:tcPr>
           <w:p>
-            <w:pPr>
-              <w:spacing w:before="0" w:after="0"/>
-              <w:jc w:val="center"/>
-            </w:pPr>
-            <w:r/>
             <w:r>
-              <w:rPr>
-                <w:rFonts w:ascii="Aptos" w:hAnsi="Aptos"/>
-                <w:b/>
-                <w:color w:val="24B6C9"/>
-                <w:sz w:val="14"/>
-              </w:rPr>
-              <w:t xml:space="preserve">READINESS VERDICT  </w:t>
-            </w:r>
-            <w:r>
-              <w:rPr>
-                <w:rFonts w:ascii="Aptos" w:hAnsi="Aptos"/>
-                <w:b/>
-                <w:color w:val="FFFFFF"/>
-                <w:sz w:val="16"/>
-              </w:rPr>
-              <w:t>Feasible for a controlled coastal pilot now; not yet a certified navigation or life-safety system. The path to trust is explicit, testable and staged.</w:t>
+              <w:t>READINESS VERDICT  The platform is feasible for a controlled coastal pilot now. The multi-output model is technically credible, but earns operational authority only after labelled-data audits, shadow-mode validation, probability calibration and independent safety review.</w:t>
             </w:r>
           </w:p>
         </w:tc>
@@ -7880,49 +7711,12 @@
             </w:tcMar>
           </w:tcPr>
           <w:p>
-            <w:pPr>
-              <w:spacing w:before="0" w:after="0"/>
-              <w:jc w:val="center"/>
-            </w:pPr>
-            <w:r/>
             <w:r>
-              <w:rPr>
-                <w:rFonts w:ascii="Aptos" w:hAnsi="Aptos"/>
-                <w:b/>
-                <w:color w:val="B8EEF0"/>
-                <w:sz w:val="12"/>
-              </w:rPr>
               <w:t>04</w:t>
-            </w:r>
-          </w:p>
-          <w:p>
-            <w:pPr>
-              <w:spacing w:before="20" w:after="20"/>
-              <w:jc w:val="center"/>
-            </w:pPr>
-            <w:r>
-              <w:rPr>
-                <w:rFonts w:ascii="Aptos" w:hAnsi="Aptos"/>
-                <w:b/>
-                <w:color w:val="FFFFFF"/>
-                <w:sz w:val="12"/>
-              </w:rPr>
-              <w:t>SAFETY GATE</w:t>
-            </w:r>
-          </w:p>
-          <w:p>
-            <w:pPr>
-              <w:spacing w:before="0" w:after="0"/>
-              <w:jc w:val="center"/>
-            </w:pPr>
-            <w:r>
-              <w:rPr>
-                <w:rFonts w:ascii="Aptos" w:hAnsi="Aptos"/>
-                <w:b w:val="0"/>
-                <w:color w:val="DCECF3"/>
-                <w:sz w:val="11"/>
-              </w:rPr>
-              <w:t>rules • cross-check • critic</w:t>
+              <w:br/>
+              <w:t>MULTI-HAZARD MODEL</w:t>
+              <w:br/>
+              <w:t>probabilities • uncertainty</w:t>
             </w:r>
           </w:p>
         </w:tc>
@@ -7946,49 +7740,12 @@
             </w:tcMar>
           </w:tcPr>
           <w:p>
-            <w:pPr>
-              <w:spacing w:before="0" w:after="0"/>
-              <w:jc w:val="center"/>
-            </w:pPr>
-            <w:r/>
             <w:r>
-              <w:rPr>
-                <w:rFonts w:ascii="Aptos" w:hAnsi="Aptos"/>
-                <w:b/>
-                <w:color w:val="B8EEF0"/>
-                <w:sz w:val="12"/>
-              </w:rPr>
               <w:t>05</w:t>
-            </w:r>
-          </w:p>
-          <w:p>
-            <w:pPr>
-              <w:spacing w:before="20" w:after="20"/>
-              <w:jc w:val="center"/>
-            </w:pPr>
-            <w:r>
-              <w:rPr>
-                <w:rFonts w:ascii="Aptos" w:hAnsi="Aptos"/>
-                <w:b/>
-                <w:color w:val="FFFFFF"/>
-                <w:sz w:val="12"/>
-              </w:rPr>
-              <w:t>DECISION OUTPUT</w:t>
-            </w:r>
-          </w:p>
-          <w:p>
-            <w:pPr>
-              <w:spacing w:before="0" w:after="0"/>
-              <w:jc w:val="center"/>
-            </w:pPr>
-            <w:r>
-              <w:rPr>
-                <w:rFonts w:ascii="Aptos" w:hAnsi="Aptos"/>
-                <w:b w:val="0"/>
-                <w:color w:val="DCECF3"/>
-                <w:sz w:val="11"/>
-              </w:rPr>
-              <w:t>answer • map • route</w:t>
+              <w:br/>
+              <w:t>SAFETY SHIELD</w:t>
+              <w:br/>
+              <w:t>official • legal • absolute</w:t>
             </w:r>
           </w:p>
         </w:tc>
@@ -8012,49 +7769,12 @@
             </w:tcMar>
           </w:tcPr>
           <w:p>
-            <w:pPr>
-              <w:spacing w:before="0" w:after="0"/>
-              <w:jc w:val="center"/>
-            </w:pPr>
-            <w:r/>
             <w:r>
-              <w:rPr>
-                <w:rFonts w:ascii="Aptos" w:hAnsi="Aptos"/>
-                <w:b/>
-                <w:color w:val="B8EEF0"/>
-                <w:sz w:val="12"/>
-              </w:rPr>
               <w:t>06</w:t>
-            </w:r>
-          </w:p>
-          <w:p>
-            <w:pPr>
-              <w:spacing w:before="20" w:after="20"/>
-              <w:jc w:val="center"/>
-            </w:pPr>
-            <w:r>
-              <w:rPr>
-                <w:rFonts w:ascii="Aptos" w:hAnsi="Aptos"/>
-                <w:b/>
-                <w:color w:val="FFFFFF"/>
-                <w:sz w:val="12"/>
-              </w:rPr>
-              <w:t>MEASURABLE ACTION</w:t>
-            </w:r>
-          </w:p>
-          <w:p>
-            <w:pPr>
-              <w:spacing w:before="0" w:after="0"/>
-              <w:jc w:val="center"/>
-            </w:pPr>
-            <w:r>
-              <w:rPr>
-                <w:rFonts w:ascii="Aptos" w:hAnsi="Aptos"/>
-                <w:b w:val="0"/>
-                <w:color w:val="DCECF3"/>
-                <w:sz w:val="11"/>
-              </w:rPr>
-              <w:t>safer • faster • traceable</w:t>
+              <w:br/>
+              <w:t>ACTION</w:t>
+              <w:br/>
+              <w:t>answer • map • route • alert</w:t>
             </w:r>
           </w:p>
         </w:tc>
@@ -8130,34 +7850,10 @@
             <w:vAlign w:val="center"/>
           </w:tcPr>
           <w:p>
-            <w:pPr>
-              <w:spacing w:before="0" w:after="0" w:line="240" w:lineRule="auto"/>
-              <w:jc w:val="left"/>
-            </w:pPr>
-            <w:r/>
             <w:r>
-              <w:rPr>
-                <w:rFonts w:ascii="Aptos" w:hAnsi="Aptos"/>
-                <w:b/>
-                <w:color w:val="00A6A6"/>
-                <w:sz w:val="14"/>
-              </w:rPr>
               <w:t>SAFETY</w:t>
-            </w:r>
-          </w:p>
-          <w:p>
-            <w:pPr>
-              <w:spacing w:before="40" w:after="0" w:line="245" w:lineRule="auto"/>
-              <w:jc w:val="left"/>
-            </w:pPr>
-            <w:r>
-              <w:rPr>
-                <w:rFonts w:ascii="Aptos" w:hAnsi="Aptos"/>
-                <w:b w:val="0"/>
-                <w:color w:val="17324A"/>
-                <w:sz w:val="13"/>
-              </w:rPr>
-              <w:t>Agreement with official bulletins; completeness/freshness of evidence; alert-to-user latency; zero unsupported go/no-go verdicts.</w:t>
+              <w:br/>
+              <w:t>Hazard recall; false-GO rate; Brier score and calibration error; agreement with official bulletins; alert latency; abstention when evidence is insufficient.</w:t>
             </w:r>
           </w:p>
         </w:tc>
@@ -8462,28 +8158,8 @@
             </w:tcMar>
           </w:tcPr>
           <w:p>
-            <w:pPr>
-              <w:spacing w:before="0" w:after="0"/>
-              <w:jc w:val="center"/>
-            </w:pPr>
-            <w:r/>
             <w:r>
-              <w:rPr>
-                <w:rFonts w:ascii="Aptos" w:hAnsi="Aptos"/>
-                <w:b/>
-                <w:color w:val="24B6C9"/>
-                <w:sz w:val="14"/>
-              </w:rPr>
-              <w:t xml:space="preserve">IMPACT GUARDRAIL  </w:t>
-            </w:r>
-            <w:r>
-              <w:rPr>
-                <w:rFonts w:ascii="Aptos" w:hAnsi="Aptos"/>
-                <w:b/>
-                <w:color w:val="FFFFFF"/>
-                <w:sz w:val="16"/>
-              </w:rPr>
-              <w:t>ORCA augments—not replaces—IMD/INCOIS advisories, legal notices, trained judgement or emergency command. Benefits become claims only after a measured pilot.</w:t>
+              <w:t>IMPACT GUARDRAIL  A learned probability supports—not replaces—IMD/INCOIS advisories, legal notices, trained judgement or emergency command. The model cannot override a hard safety gate, and benefits become claims only after a measured pilot.</w:t>
             </w:r>
           </w:p>
         </w:tc>
@@ -8536,9 +8212,1238 @@
         <w:t>INCOIS PFZ Advisory — daily guidance, reduced search/fuel effort (incois.gov.in)  •  ICAR-CMFRI, Marine Fish Landings in India 2025 (cmfri.org.in)  •  CMFRI Annual Data — national series from 1950 (cmfri.org.in/annual-data)  •  FAO — Sustainable Small-Scale Fisheries (fao.org)  •  IMD marine/cyclone warning services (imd.gov.in)</w:t>
       </w:r>
     </w:p>
+    <w:p>
+      <w:pPr>
+        <w:sectPr>
+          <w:pgSz w:w="11909" w:h="16834"/>
+          <w:pgMar w:top="605" w:right="749" w:bottom="605" w:left="749" w:header="259" w:footer="259" w:gutter="0"/>
+          <w:cols w:space="720"/>
+          <w:docGrid w:linePitch="360"/>
+        </w:sectPr>
+      </w:pPr>
+    </w:p>
+    <w:tbl>
+      <w:tblPr>
+        <w:tblW w:type="auto" w:w="0"/>
+        <w:jc w:val="center"/>
+        <w:tblLayout w:type="fixed"/>
+        <w:tblLook w:firstColumn="1" w:firstRow="1" w:lastColumn="0" w:lastRow="0" w:noHBand="0" w:noVBand="1" w:val="04A0"/>
+      </w:tblPr>
+      <w:tblGrid>
+        <w:gridCol w:w="10411"/>
+      </w:tblGrid>
+      <w:tr>
+        <w:tc>
+          <w:tcPr>
+            <w:tcW w:type="dxa" w:w="10411"/>
+            <w:shd w:fill="071A2B"/>
+            <w:tcMar>
+              <w:top w:w="135" w:type="dxa"/>
+              <w:start w:w="170" w:type="dxa"/>
+              <w:bottom w:w="125" w:type="dxa"/>
+              <w:end w:w="170" w:type="dxa"/>
+            </w:tcMar>
+          </w:tcPr>
+          <w:p>
+            <w:pPr>
+              <w:spacing w:before="0" w:after="0"/>
+            </w:pPr>
+            <w:r/>
+          </w:p>
+          <w:p>
+            <w:pPr>
+              <w:spacing w:before="0" w:after="60" w:line="240" w:lineRule="auto"/>
+              <w:jc w:val="left"/>
+            </w:pPr>
+            <w:r>
+              <w:rPr>
+                <w:rFonts w:ascii="Aptos" w:hAnsi="Aptos"/>
+                <w:b/>
+                <w:caps/>
+                <w:color w:val="58D2D2"/>
+                <w:sz w:val="17"/>
+              </w:rPr>
+              <w:t>SLIDE 05  ·  FUTURE SCOPE</w:t>
+            </w:r>
+          </w:p>
+          <w:p>
+            <w:pPr>
+              <w:spacing w:before="0" w:after="60" w:line="240" w:lineRule="auto"/>
+              <w:jc w:val="left"/>
+            </w:pPr>
+            <w:r>
+              <w:rPr>
+                <w:rFonts w:ascii="Aptos" w:hAnsi="Aptos"/>
+                <w:b/>
+                <w:caps w:val="0"/>
+                <w:color w:val="FFFFFF"/>
+                <w:sz w:val="46"/>
+              </w:rPr>
+              <w:t>The Next Horizon for ORCA</w:t>
+            </w:r>
+          </w:p>
+          <w:p>
+            <w:pPr>
+              <w:spacing w:before="0" w:after="0" w:line="252" w:lineRule="auto"/>
+              <w:jc w:val="left"/>
+            </w:pPr>
+            <w:r>
+              <w:rPr>
+                <w:rFonts w:ascii="Aptos" w:hAnsi="Aptos"/>
+                <w:b w:val="0"/>
+                <w:caps w:val="0"/>
+                <w:color w:val="C5D8E1"/>
+                <w:sz w:val="20"/>
+              </w:rPr>
+              <w:t>From answering marine questions to predicting risk, closing the alert loop and accelerating reproducible ocean science.</w:t>
+            </w:r>
+          </w:p>
+        </w:tc>
+      </w:tr>
+    </w:tbl>
+    <w:p>
+      <w:pPr>
+        <w:spacing w:before="0" w:after="0" w:line="240" w:lineRule="auto"/>
+        <w:jc w:val="left"/>
+      </w:pPr>
+      <w:r>
+        <w:rPr>
+          <w:rFonts w:ascii="Aptos" w:hAnsi="Aptos"/>
+          <w:b w:val="0"/>
+          <w:caps w:val="0"/>
+          <w:color w:val="0B1F33"/>
+          <w:sz w:val="4"/>
+        </w:rPr>
+      </w:r>
+    </w:p>
+    <w:tbl>
+      <w:tblPr>
+        <w:tblW w:type="auto" w:w="0"/>
+        <w:jc w:val="center"/>
+        <w:tblLayout w:type="fixed"/>
+        <w:tblLook w:firstColumn="1" w:firstRow="1" w:lastColumn="0" w:lastRow="0" w:noHBand="0" w:noVBand="1" w:val="04A0"/>
+      </w:tblPr>
+      <w:tblGrid>
+        <w:gridCol w:w="10411"/>
+      </w:tblGrid>
+      <w:tr>
+        <w:tc>
+          <w:tcPr>
+            <w:tcW w:type="dxa" w:w="10411"/>
+            <w:shd w:fill="EAF6F7"/>
+            <w:tcBorders>
+              <w:left w:val="single" w:sz="10" w:color="00A6A6"/>
+            </w:tcBorders>
+            <w:tcMar>
+              <w:top w:w="75" w:type="dxa"/>
+              <w:start w:w="130" w:type="dxa"/>
+              <w:bottom w:w="75" w:type="dxa"/>
+              <w:end w:w="110" w:type="dxa"/>
+            </w:tcMar>
+          </w:tcPr>
+          <w:p>
+            <w:pPr>
+              <w:spacing w:before="0" w:after="0"/>
+            </w:pPr>
+            <w:r/>
+          </w:p>
+          <w:p>
+            <w:pPr>
+              <w:spacing w:before="0" w:after="0" w:line="240" w:lineRule="auto"/>
+              <w:jc w:val="left"/>
+            </w:pPr>
+            <w:r>
+              <w:rPr>
+                <w:rFonts w:ascii="Aptos" w:hAnsi="Aptos"/>
+                <w:b/>
+                <w:color w:val="00A6A6"/>
+                <w:sz w:val="18"/>
+              </w:rPr>
+              <w:t xml:space="preserve">DESIGN INTENT  </w:t>
+            </w:r>
+            <w:r>
+              <w:rPr>
+                <w:rFonts w:ascii="Aptos" w:hAnsi="Aptos"/>
+                <w:b w:val="0"/>
+                <w:color w:val="0B1F33"/>
+                <w:sz w:val="18"/>
+              </w:rPr>
+              <w:t>The next leap is not another map layer. It is a trusted loop from observation → prediction → action → acknowledgement → reusable evidence.</w:t>
+            </w:r>
+          </w:p>
+        </w:tc>
+      </w:tr>
+    </w:tbl>
+    <w:p>
+      <w:pPr>
+        <w:spacing w:before="0" w:after="0" w:line="240" w:lineRule="auto"/>
+        <w:jc w:val="left"/>
+      </w:pPr>
+      <w:r>
+        <w:rPr>
+          <w:rFonts w:ascii="Aptos" w:hAnsi="Aptos"/>
+          <w:b w:val="0"/>
+          <w:caps w:val="0"/>
+          <w:color w:val="0B1F33"/>
+          <w:sz w:val="4"/>
+        </w:rPr>
+      </w:r>
+    </w:p>
+    <w:tbl>
+      <w:tblPr>
+        <w:tblW w:type="auto" w:w="0"/>
+        <w:jc w:val="center"/>
+        <w:tblLayout w:type="fixed"/>
+        <w:tblLook w:firstColumn="1" w:firstRow="1" w:lastColumn="0" w:lastRow="0" w:noHBand="0" w:noVBand="1" w:val="04A0"/>
+      </w:tblPr>
+      <w:tblGrid>
+        <w:gridCol w:w="5205"/>
+        <w:gridCol w:w="5205"/>
+      </w:tblGrid>
+      <w:tr>
+        <w:trPr>
+          <w:cantSplit/>
+          <w:trHeight w:val="4349" w:hRule="atLeast"/>
+        </w:trPr>
+        <w:tc>
+          <w:tcPr>
+            <w:tcW w:type="dxa" w:w="5126"/>
+            <w:vAlign w:val="top"/>
+            <w:shd w:fill="EAF6F7"/>
+            <w:tcBorders>
+              <w:top w:val="single" w:sz="12" w:color="00A6A6"/>
+              <w:left w:val="single" w:sz="12" w:color="00A6A6"/>
+              <w:bottom w:val="single" w:sz="12" w:color="00A6A6"/>
+              <w:right w:val="single" w:sz="12" w:color="00A6A6"/>
+            </w:tcBorders>
+            <w:tcMar>
+              <w:top w:w="120" w:type="dxa"/>
+              <w:start w:w="145" w:type="dxa"/>
+              <w:bottom w:w="105" w:type="dxa"/>
+              <w:end w:w="145" w:type="dxa"/>
+            </w:tcMar>
+          </w:tcPr>
+          <w:p>
+            <w:pPr>
+              <w:spacing w:before="0" w:after="0"/>
+            </w:pPr>
+            <w:r/>
+          </w:p>
+          <w:p>
+            <w:pPr>
+              <w:spacing w:before="0" w:after="60" w:line="240" w:lineRule="auto"/>
+              <w:jc w:val="left"/>
+            </w:pPr>
+            <w:r>
+              <w:rPr>
+                <w:rFonts w:ascii="Aptos" w:hAnsi="Aptos"/>
+                <w:b/>
+                <w:color w:val="00A6A6"/>
+                <w:sz w:val="17"/>
+              </w:rPr>
+              <w:t xml:space="preserve">01  </w:t>
+            </w:r>
+            <w:r>
+              <w:rPr>
+                <w:rFonts w:ascii="Aptos" w:hAnsi="Aptos"/>
+                <w:b/>
+                <w:color w:val="00A6A6"/>
+                <w:sz w:val="17"/>
+              </w:rPr>
+              <w:t>LAST-MILE SAFETY</w:t>
+            </w:r>
+          </w:p>
+          <w:p>
+            <w:pPr>
+              <w:spacing w:before="0" w:after="80" w:line="228" w:lineRule="auto"/>
+              <w:jc w:val="left"/>
+            </w:pPr>
+            <w:r>
+              <w:rPr>
+                <w:rFonts w:ascii="Aptos" w:hAnsi="Aptos"/>
+                <w:b/>
+                <w:caps w:val="0"/>
+                <w:color w:val="0B1F33"/>
+                <w:sz w:val="28"/>
+              </w:rPr>
+              <w:t>Offline Multilingual Alert Relay</w:t>
+            </w:r>
+          </w:p>
+          <w:p>
+            <w:pPr>
+              <w:spacing w:before="0" w:after="120" w:line="259" w:lineRule="auto"/>
+              <w:jc w:val="left"/>
+            </w:pPr>
+            <w:r>
+              <w:rPr>
+                <w:rFonts w:ascii="Aptos" w:hAnsi="Aptos"/>
+                <w:b w:val="0"/>
+                <w:caps w:val="0"/>
+                <w:color w:val="526777"/>
+                <w:sz w:val="19"/>
+              </w:rPr>
+              <w:t>Turn an official warning into a local, understandable instruction—and prove whether it reached the user.</w:t>
+            </w:r>
+          </w:p>
+          <w:tbl>
+            <w:tblPr>
+              <w:tblW w:type="auto" w:w="0"/>
+              <w:jc w:val="center"/>
+              <w:tblLook w:firstColumn="1" w:firstRow="1" w:lastColumn="0" w:lastRow="0" w:noHBand="0" w:noVBand="1" w:val="04A0"/>
+            </w:tblPr>
+            <w:tblGrid>
+              <w:gridCol w:w="5126"/>
+            </w:tblGrid>
+            <w:tr>
+              <w:tc>
+                <w:tcPr>
+                  <w:tcW w:type="dxa" w:w="5126"/>
+                  <w:shd w:fill="FFFFFF"/>
+                  <w:tcBorders>
+                    <w:top w:val="single" w:sz="6" w:color="C7D8E1"/>
+                    <w:left w:val="single" w:sz="6" w:color="C7D8E1"/>
+                    <w:bottom w:val="single" w:sz="6" w:color="C7D8E1"/>
+                    <w:right w:val="single" w:sz="6" w:color="C7D8E1"/>
+                  </w:tcBorders>
+                  <w:tcMar>
+                    <w:top w:w="55" w:type="dxa"/>
+                    <w:start w:w="70" w:type="dxa"/>
+                    <w:bottom w:w="55" w:type="dxa"/>
+                    <w:end w:w="70" w:type="dxa"/>
+                  </w:tcMar>
+                </w:tcPr>
+                <w:p>
+                  <w:pPr>
+                    <w:spacing w:before="0" w:after="0"/>
+                  </w:pPr>
+                  <w:r/>
+                </w:p>
+                <w:p>
+                  <w:pPr>
+                    <w:spacing w:before="0" w:after="0" w:line="240" w:lineRule="auto"/>
+                    <w:jc w:val="center"/>
+                  </w:pPr>
+                  <w:r>
+                    <w:rPr>
+                      <w:rFonts w:ascii="Aptos" w:hAnsi="Aptos"/>
+                      <w:b/>
+                      <w:caps w:val="0"/>
+                      <w:color w:val="00A6A6"/>
+                      <w:sz w:val="16"/>
+                    </w:rPr>
+                    <w:t>CAP alert → geofence → translate/TTS → best channel → ACK/retry</w:t>
+                  </w:r>
+                </w:p>
+              </w:tc>
+            </w:tr>
+          </w:tbl>
+          <w:p/>
+          <w:p>
+            <w:pPr>
+              <w:spacing w:before="100" w:after="80" w:line="259" w:lineRule="auto"/>
+              <w:jc w:val="left"/>
+            </w:pPr>
+            <w:r>
+              <w:rPr>
+                <w:rFonts w:ascii="Aptos" w:hAnsi="Aptos"/>
+                <w:b w:val="0"/>
+                <w:caps w:val="0"/>
+                <w:color w:val="526777"/>
+                <w:sz w:val="17"/>
+              </w:rPr>
+              <w:t>Internet and SMS near shore; authorised NavIC, Nabhmitra or VHF gateways offshore. ORCA targets and explains—the issuing authority remains IMD/INCOIS/NDMA.</w:t>
+            </w:r>
+          </w:p>
+          <w:p>
+            <w:pPr>
+              <w:spacing w:before="20" w:after="0" w:line="240" w:lineRule="auto"/>
+              <w:jc w:val="left"/>
+            </w:pPr>
+            <w:r>
+              <w:rPr>
+                <w:rFonts w:ascii="Aptos" w:hAnsi="Aptos"/>
+                <w:b/>
+                <w:color w:val="00A6A6"/>
+                <w:sz w:val="16"/>
+              </w:rPr>
+              <w:t xml:space="preserve">TECH  </w:t>
+            </w:r>
+            <w:r>
+              <w:rPr>
+                <w:rFonts w:ascii="Aptos" w:hAnsi="Aptos"/>
+                <w:b w:val="0"/>
+                <w:color w:val="6E8292"/>
+                <w:sz w:val="16"/>
+              </w:rPr>
+              <w:t>signed alert ID · validity window · polygon · severity · delivery state</w:t>
+            </w:r>
+          </w:p>
+        </w:tc>
+        <w:tc>
+          <w:tcPr>
+            <w:tcW w:type="dxa" w:w="5126"/>
+            <w:vAlign w:val="top"/>
+            <w:shd w:fill="EFF6FA"/>
+            <w:tcBorders>
+              <w:top w:val="single" w:sz="12" w:color="1689B4"/>
+              <w:left w:val="single" w:sz="12" w:color="1689B4"/>
+              <w:bottom w:val="single" w:sz="12" w:color="1689B4"/>
+              <w:right w:val="single" w:sz="12" w:color="1689B4"/>
+            </w:tcBorders>
+            <w:tcMar>
+              <w:top w:w="120" w:type="dxa"/>
+              <w:start w:w="145" w:type="dxa"/>
+              <w:bottom w:w="105" w:type="dxa"/>
+              <w:end w:w="145" w:type="dxa"/>
+            </w:tcMar>
+          </w:tcPr>
+          <w:p>
+            <w:pPr>
+              <w:spacing w:before="0" w:after="0"/>
+            </w:pPr>
+            <w:r/>
+          </w:p>
+          <w:p>
+            <w:pPr>
+              <w:spacing w:before="0" w:after="60" w:line="240" w:lineRule="auto"/>
+              <w:jc w:val="left"/>
+            </w:pPr>
+            <w:r>
+              <w:rPr>
+                <w:rFonts w:ascii="Aptos" w:hAnsi="Aptos"/>
+                <w:b/>
+                <w:color w:val="1689B4"/>
+                <w:sz w:val="17"/>
+              </w:rPr>
+              <w:t xml:space="preserve">02  </w:t>
+            </w:r>
+            <w:r>
+              <w:rPr>
+                <w:rFonts w:ascii="Aptos" w:hAnsi="Aptos"/>
+                <w:b/>
+                <w:color w:val="1689B4"/>
+                <w:sz w:val="17"/>
+              </w:rPr>
+              <w:t>RESEARCH AT CONVERSATIONAL SPEED</w:t>
+            </w:r>
+          </w:p>
+          <w:p>
+            <w:pPr>
+              <w:spacing w:before="0" w:after="80" w:line="228" w:lineRule="auto"/>
+              <w:jc w:val="left"/>
+            </w:pPr>
+            <w:r>
+              <w:rPr>
+                <w:rFonts w:ascii="Aptos" w:hAnsi="Aptos"/>
+                <w:b/>
+                <w:caps w:val="0"/>
+                <w:color w:val="0B1F33"/>
+                <w:sz w:val="28"/>
+              </w:rPr>
+              <w:t>Researcher Marine Data Cube</w:t>
+            </w:r>
+          </w:p>
+          <w:p>
+            <w:pPr>
+              <w:spacing w:before="0" w:after="120" w:line="259" w:lineRule="auto"/>
+              <w:jc w:val="left"/>
+            </w:pPr>
+            <w:r>
+              <w:rPr>
+                <w:rFonts w:ascii="Aptos" w:hAnsi="Aptos"/>
+                <w:b w:val="0"/>
+                <w:caps w:val="0"/>
+                <w:color w:val="526777"/>
+                <w:sz w:val="19"/>
+              </w:rPr>
+              <w:t>Let researchers ask a spatial-temporal question instead of manually reconciling portals, grids and timestamps.</w:t>
+            </w:r>
+          </w:p>
+          <w:tbl>
+            <w:tblPr>
+              <w:tblW w:type="auto" w:w="0"/>
+              <w:jc w:val="center"/>
+              <w:tblLook w:firstColumn="1" w:firstRow="1" w:lastColumn="0" w:lastRow="0" w:noHBand="0" w:noVBand="1" w:val="04A0"/>
+            </w:tblPr>
+            <w:tblGrid>
+              <w:gridCol w:w="5126"/>
+            </w:tblGrid>
+            <w:tr>
+              <w:tc>
+                <w:tcPr>
+                  <w:tcW w:type="dxa" w:w="5126"/>
+                  <w:shd w:fill="FFFFFF"/>
+                  <w:tcBorders>
+                    <w:top w:val="single" w:sz="6" w:color="C7D8E1"/>
+                    <w:left w:val="single" w:sz="6" w:color="C7D8E1"/>
+                    <w:bottom w:val="single" w:sz="6" w:color="C7D8E1"/>
+                    <w:right w:val="single" w:sz="6" w:color="C7D8E1"/>
+                  </w:tcBorders>
+                  <w:tcMar>
+                    <w:top w:w="55" w:type="dxa"/>
+                    <w:start w:w="70" w:type="dxa"/>
+                    <w:bottom w:w="55" w:type="dxa"/>
+                    <w:end w:w="70" w:type="dxa"/>
+                  </w:tcMar>
+                </w:tcPr>
+                <w:p>
+                  <w:pPr>
+                    <w:spacing w:before="0" w:after="0"/>
+                  </w:pPr>
+                  <w:r/>
+                </w:p>
+                <w:p>
+                  <w:pPr>
+                    <w:spacing w:before="0" w:after="0" w:line="240" w:lineRule="auto"/>
+                    <w:jc w:val="center"/>
+                  </w:pPr>
+                  <w:r>
+                    <w:rPr>
+                      <w:rFonts w:ascii="Aptos" w:hAnsi="Aptos"/>
+                      <w:b/>
+                      <w:caps w:val="0"/>
+                      <w:color w:val="1689B4"/>
+                      <w:sz w:val="16"/>
+                    </w:rPr>
+                    <w:t>Natural-language query → aligned cube → analysis → reproducible export</w:t>
+                  </w:r>
+                </w:p>
+              </w:tc>
+            </w:tr>
+          </w:tbl>
+          <w:p/>
+          <w:p>
+            <w:pPr>
+              <w:spacing w:before="100" w:after="80" w:line="259" w:lineRule="auto"/>
+              <w:jc w:val="left"/>
+            </w:pPr>
+            <w:r>
+              <w:rPr>
+                <w:rFonts w:ascii="Aptos" w:hAnsi="Aptos"/>
+                <w:b w:val="0"/>
+                <w:caps w:val="0"/>
+                <w:color w:val="526777"/>
+                <w:sz w:val="17"/>
+              </w:rPr>
+              <w:t>Co-register EO, model and buoy data; compute anomalies, trends and lagged relationships; export GeoTIFF, NetCDF or CSV with the exact query and lineage.</w:t>
+            </w:r>
+          </w:p>
+          <w:p>
+            <w:pPr>
+              <w:spacing w:before="20" w:after="0" w:line="240" w:lineRule="auto"/>
+              <w:jc w:val="left"/>
+            </w:pPr>
+            <w:r>
+              <w:rPr>
+                <w:rFonts w:ascii="Aptos" w:hAnsi="Aptos"/>
+                <w:b/>
+                <w:color w:val="1689B4"/>
+                <w:sz w:val="16"/>
+              </w:rPr>
+              <w:t xml:space="preserve">TECH  </w:t>
+            </w:r>
+            <w:r>
+              <w:rPr>
+                <w:rFonts w:ascii="Aptos" w:hAnsi="Aptos"/>
+                <w:b w:val="0"/>
+                <w:color w:val="6E8292"/>
+                <w:sz w:val="16"/>
+              </w:rPr>
+              <w:t>ΔX(t) = X(t) − climatology[day-of-year] · xarray/Dask/STAC</w:t>
+            </w:r>
+          </w:p>
+        </w:tc>
+      </w:tr>
+      <w:tr>
+        <w:trPr>
+          <w:cantSplit/>
+          <w:trHeight w:val="4349" w:hRule="atLeast"/>
+        </w:trPr>
+        <w:tc>
+          <w:tcPr>
+            <w:tcW w:type="dxa" w:w="5126"/>
+            <w:vAlign w:val="top"/>
+            <w:shd w:fill="FFF5EC"/>
+            <w:tcBorders>
+              <w:top w:val="single" w:sz="12" w:color="E67B32"/>
+              <w:left w:val="single" w:sz="12" w:color="E67B32"/>
+              <w:bottom w:val="single" w:sz="12" w:color="E67B32"/>
+              <w:right w:val="single" w:sz="12" w:color="E67B32"/>
+            </w:tcBorders>
+            <w:tcMar>
+              <w:top w:w="120" w:type="dxa"/>
+              <w:start w:w="145" w:type="dxa"/>
+              <w:bottom w:w="105" w:type="dxa"/>
+              <w:end w:w="145" w:type="dxa"/>
+            </w:tcMar>
+          </w:tcPr>
+          <w:p>
+            <w:pPr>
+              <w:spacing w:before="0" w:after="0"/>
+            </w:pPr>
+            <w:r/>
+          </w:p>
+          <w:p>
+            <w:pPr>
+              <w:spacing w:before="0" w:after="60" w:line="240" w:lineRule="auto"/>
+              <w:jc w:val="left"/>
+            </w:pPr>
+            <w:r>
+              <w:rPr>
+                <w:rFonts w:ascii="Aptos" w:hAnsi="Aptos"/>
+                <w:b/>
+                <w:color w:val="E67B32"/>
+                <w:sz w:val="17"/>
+              </w:rPr>
+              <w:t xml:space="preserve">03  </w:t>
+            </w:r>
+            <w:r>
+              <w:rPr>
+                <w:rFonts w:ascii="Aptos" w:hAnsi="Aptos"/>
+                <w:b/>
+                <w:color w:val="E67B32"/>
+                <w:sz w:val="17"/>
+              </w:rPr>
+              <w:t>A COMMAND VIEW OF TRUST</w:t>
+            </w:r>
+          </w:p>
+          <w:p>
+            <w:pPr>
+              <w:spacing w:before="0" w:after="80" w:line="228" w:lineRule="auto"/>
+              <w:jc w:val="left"/>
+            </w:pPr>
+            <w:r>
+              <w:rPr>
+                <w:rFonts w:ascii="Aptos" w:hAnsi="Aptos"/>
+                <w:b/>
+                <w:caps w:val="0"/>
+                <w:color w:val="0B1F33"/>
+                <w:sz w:val="28"/>
+              </w:rPr>
+              <w:t>Government Confidence &amp; Coverage Map</w:t>
+            </w:r>
+          </w:p>
+          <w:p>
+            <w:pPr>
+              <w:spacing w:before="0" w:after="120" w:line="259" w:lineRule="auto"/>
+              <w:jc w:val="left"/>
+            </w:pPr>
+            <w:r>
+              <w:rPr>
+                <w:rFonts w:ascii="Aptos" w:hAnsi="Aptos"/>
+                <w:b w:val="0"/>
+                <w:caps w:val="0"/>
+                <w:color w:val="526777"/>
+                <w:sz w:val="19"/>
+              </w:rPr>
+              <w:t>Show what is reliable, stale, contradictory or missing before an authority acts on it.</w:t>
+            </w:r>
+          </w:p>
+          <w:tbl>
+            <w:tblPr>
+              <w:tblW w:type="auto" w:w="0"/>
+              <w:jc w:val="center"/>
+              <w:tblLook w:firstColumn="1" w:firstRow="1" w:lastColumn="0" w:lastRow="0" w:noHBand="0" w:noVBand="1" w:val="04A0"/>
+            </w:tblPr>
+            <w:tblGrid>
+              <w:gridCol w:w="5126"/>
+            </w:tblGrid>
+            <w:tr>
+              <w:tc>
+                <w:tcPr>
+                  <w:tcW w:type="dxa" w:w="5126"/>
+                  <w:shd w:fill="FFFFFF"/>
+                  <w:tcBorders>
+                    <w:top w:val="single" w:sz="6" w:color="C7D8E1"/>
+                    <w:left w:val="single" w:sz="6" w:color="C7D8E1"/>
+                    <w:bottom w:val="single" w:sz="6" w:color="C7D8E1"/>
+                    <w:right w:val="single" w:sz="6" w:color="C7D8E1"/>
+                  </w:tcBorders>
+                  <w:tcMar>
+                    <w:top w:w="55" w:type="dxa"/>
+                    <w:start w:w="70" w:type="dxa"/>
+                    <w:bottom w:w="55" w:type="dxa"/>
+                    <w:end w:w="70" w:type="dxa"/>
+                  </w:tcMar>
+                </w:tcPr>
+                <w:p>
+                  <w:pPr>
+                    <w:spacing w:before="0" w:after="0"/>
+                  </w:pPr>
+                  <w:r/>
+                </w:p>
+                <w:p>
+                  <w:pPr>
+                    <w:spacing w:before="0" w:after="0" w:line="240" w:lineRule="auto"/>
+                    <w:jc w:val="center"/>
+                  </w:pPr>
+                  <w:r>
+                    <w:rPr>
+                      <w:rFonts w:ascii="Aptos" w:hAnsi="Aptos"/>
+                      <w:b/>
+                      <w:caps w:val="0"/>
+                      <w:color w:val="E67B32"/>
+                      <w:sz w:val="16"/>
+                    </w:rPr>
+                    <w:t>freshness + uncertainty + source agreement + sensor/alert reach</w:t>
+                  </w:r>
+                </w:p>
+              </w:tc>
+            </w:tr>
+          </w:tbl>
+          <w:p/>
+          <w:p>
+            <w:pPr>
+              <w:spacing w:before="100" w:after="80" w:line="259" w:lineRule="auto"/>
+              <w:jc w:val="left"/>
+            </w:pPr>
+            <w:r>
+              <w:rPr>
+                <w:rFonts w:ascii="Aptos" w:hAnsi="Aptos"/>
+                <w:b w:val="0"/>
+                <w:caps w:val="0"/>
+                <w:color w:val="526777"/>
+                <w:sz w:val="17"/>
+              </w:rPr>
+              <w:t>Map cloud-obscured EO, weak AIS/buoy coverage, source disagreements and unacknowledged warnings. Prioritise verification and outreach instead of interpreting no-data as no-risk.</w:t>
+            </w:r>
+          </w:p>
+          <w:p>
+            <w:pPr>
+              <w:spacing w:before="20" w:after="0" w:line="240" w:lineRule="auto"/>
+              <w:jc w:val="left"/>
+            </w:pPr>
+            <w:r>
+              <w:rPr>
+                <w:rFonts w:ascii="Aptos" w:hAnsi="Aptos"/>
+                <w:b/>
+                <w:color w:val="E67B32"/>
+                <w:sz w:val="16"/>
+              </w:rPr>
+              <w:t xml:space="preserve">TECH  </w:t>
+            </w:r>
+            <w:r>
+              <w:rPr>
+                <w:rFonts w:ascii="Aptos" w:hAnsi="Aptos"/>
+                <w:b w:val="0"/>
+                <w:color w:val="6E8292"/>
+                <w:sz w:val="16"/>
+              </w:rPr>
+              <w:t>z = |x₁−x₂| / √(σ₁²+σ₂²) · provenance heatmap · escalation queue</w:t>
+            </w:r>
+          </w:p>
+        </w:tc>
+        <w:tc>
+          <w:tcPr>
+            <w:tcW w:type="dxa" w:w="5126"/>
+            <w:vAlign w:val="top"/>
+            <w:shd w:fill="EAF6F7"/>
+            <w:tcBorders>
+              <w:top w:val="single" w:sz="12" w:color="00A6A6"/>
+              <w:left w:val="single" w:sz="12" w:color="00A6A6"/>
+              <w:bottom w:val="single" w:sz="12" w:color="00A6A6"/>
+              <w:right w:val="single" w:sz="12" w:color="00A6A6"/>
+            </w:tcBorders>
+            <w:tcMar>
+              <w:top w:w="120" w:type="dxa"/>
+              <w:start w:w="145" w:type="dxa"/>
+              <w:bottom w:w="105" w:type="dxa"/>
+              <w:end w:w="145" w:type="dxa"/>
+            </w:tcMar>
+          </w:tcPr>
+          <w:p>
+            <w:pPr>
+              <w:spacing w:before="0" w:after="0"/>
+            </w:pPr>
+            <w:r/>
+          </w:p>
+          <w:p>
+            <w:pPr>
+              <w:spacing w:before="0" w:after="60" w:line="240" w:lineRule="auto"/>
+              <w:jc w:val="left"/>
+            </w:pPr>
+            <w:r>
+              <w:rPr>
+                <w:rFonts w:ascii="Aptos" w:hAnsi="Aptos"/>
+                <w:b/>
+                <w:color w:val="00A6A6"/>
+                <w:sz w:val="17"/>
+              </w:rPr>
+              <w:t xml:space="preserve">04  </w:t>
+            </w:r>
+            <w:r>
+              <w:rPr>
+                <w:rFonts w:ascii="Aptos" w:hAnsi="Aptos"/>
+                <w:b/>
+                <w:color w:val="00A6A6"/>
+                <w:sz w:val="17"/>
+              </w:rPr>
+              <w:t>LEARNED MULTI-HAZARD INTELLIGENCE</w:t>
+            </w:r>
+          </w:p>
+          <w:p>
+            <w:pPr>
+              <w:spacing w:before="0" w:after="80" w:line="228" w:lineRule="auto"/>
+              <w:jc w:val="left"/>
+            </w:pPr>
+            <w:r>
+              <w:rPr>
+                <w:rFonts w:ascii="Aptos" w:hAnsi="Aptos"/>
+                <w:b/>
+                <w:caps w:val="0"/>
+                <w:color w:val="0B1F33"/>
+                <w:sz w:val="28"/>
+              </w:rPr>
+              <w:t>Multi-Output Probability Model</w:t>
+            </w:r>
+          </w:p>
+          <w:p>
+            <w:pPr>
+              <w:spacing w:before="0" w:after="120" w:line="259" w:lineRule="auto"/>
+              <w:jc w:val="left"/>
+            </w:pPr>
+            <w:r>
+              <w:rPr>
+                <w:rFonts w:ascii="Aptos" w:hAnsi="Aptos"/>
+                <w:b w:val="0"/>
+                <w:caps w:val="0"/>
+                <w:color w:val="526777"/>
+                <w:sz w:val="19"/>
+              </w:rPr>
+              <w:t>Predict several calibrated hazards together—not one opaque score—once trustworthy labelled observations exist.</w:t>
+            </w:r>
+          </w:p>
+          <w:tbl>
+            <w:tblPr>
+              <w:tblW w:type="auto" w:w="0"/>
+              <w:jc w:val="center"/>
+              <w:tblLook w:firstColumn="1" w:firstRow="1" w:lastColumn="0" w:lastRow="0" w:noHBand="0" w:noVBand="1" w:val="04A0"/>
+            </w:tblPr>
+            <w:tblGrid>
+              <w:gridCol w:w="5126"/>
+            </w:tblGrid>
+            <w:tr>
+              <w:tc>
+                <w:tcPr>
+                  <w:tcW w:type="dxa" w:w="5126"/>
+                  <w:shd w:fill="FFFFFF"/>
+                  <w:tcBorders>
+                    <w:top w:val="single" w:sz="6" w:color="C7D8E1"/>
+                    <w:left w:val="single" w:sz="6" w:color="C7D8E1"/>
+                    <w:bottom w:val="single" w:sz="6" w:color="C7D8E1"/>
+                    <w:right w:val="single" w:sz="6" w:color="C7D8E1"/>
+                  </w:tcBorders>
+                  <w:tcMar>
+                    <w:top w:w="55" w:type="dxa"/>
+                    <w:start w:w="70" w:type="dxa"/>
+                    <w:bottom w:w="55" w:type="dxa"/>
+                    <w:end w:w="70" w:type="dxa"/>
+                  </w:tcMar>
+                </w:tcPr>
+                <w:p>
+                  <w:pPr>
+                    <w:spacing w:before="0" w:after="0"/>
+                  </w:pPr>
+                  <w:r/>
+                </w:p>
+                <w:p>
+                  <w:pPr>
+                    <w:spacing w:before="0" w:after="0" w:line="240" w:lineRule="auto"/>
+                    <w:jc w:val="center"/>
+                  </w:pPr>
+                  <w:r>
+                    <w:rPr>
+                      <w:rFonts w:ascii="Aptos" w:hAnsi="Aptos"/>
+                      <w:b/>
+                      <w:caps w:val="0"/>
+                      <w:color w:val="00A6A6"/>
+                      <w:sz w:val="16"/>
+                    </w:rPr>
+                    <w:t>TerraMind EO + Temporal Transformer + context MLP → fusion → sigmoid heads</w:t>
+                  </w:r>
+                </w:p>
+              </w:tc>
+            </w:tr>
+          </w:tbl>
+          <w:p/>
+          <w:p>
+            <w:pPr>
+              <w:spacing w:before="100" w:after="80" w:line="259" w:lineRule="auto"/>
+              <w:jc w:val="left"/>
+            </w:pPr>
+            <w:r>
+              <w:rPr>
+                <w:rFonts w:ascii="Aptos" w:hAnsi="Aptos"/>
+                <w:b w:val="0"/>
+                <w:caps w:val="0"/>
+                <w:color w:val="526777"/>
+                <w:sz w:val="17"/>
+              </w:rPr>
+              <w:t>Forecast P(wave), P(convection), P(low visibility), P(collision) and P(overall) over 1–24 h. Train supervised on buoys, official alerts and incidents; quantify uncertainty and abstain when evidence is weak.</w:t>
+            </w:r>
+          </w:p>
+          <w:p>
+            <w:pPr>
+              <w:spacing w:before="20" w:after="0" w:line="240" w:lineRule="auto"/>
+              <w:jc w:val="left"/>
+            </w:pPr>
+            <w:r>
+              <w:rPr>
+                <w:rFonts w:ascii="Aptos" w:hAnsi="Aptos"/>
+                <w:b/>
+                <w:color w:val="00A6A6"/>
+                <w:sz w:val="16"/>
+              </w:rPr>
+              <w:t xml:space="preserve">TECH  </w:t>
+            </w:r>
+            <w:r>
+              <w:rPr>
+                <w:rFonts w:ascii="Aptos" w:hAnsi="Aptos"/>
+                <w:b w:val="0"/>
+                <w:color w:val="6E8292"/>
+                <w:sz w:val="16"/>
+              </w:rPr>
+              <w:t>multi-task BCE · calibration · uncertainty head · official hard-safety gate</w:t>
+            </w:r>
+          </w:p>
+        </w:tc>
+      </w:tr>
+    </w:tbl>
+    <w:p>
+      <w:pPr>
+        <w:spacing w:before="0" w:after="0" w:line="240" w:lineRule="auto"/>
+        <w:jc w:val="left"/>
+      </w:pPr>
+      <w:r>
+        <w:rPr>
+          <w:rFonts w:ascii="Aptos" w:hAnsi="Aptos"/>
+          <w:b w:val="0"/>
+          <w:caps w:val="0"/>
+          <w:color w:val="0B1F33"/>
+          <w:sz w:val="4"/>
+        </w:rPr>
+      </w:r>
+    </w:p>
+    <w:p>
+      <w:pPr>
+        <w:spacing w:before="0" w:after="60"/>
+      </w:pPr>
+      <w:r>
+        <w:rPr>
+          <w:rFonts w:ascii="Aptos" w:hAnsi="Aptos"/>
+          <w:b/>
+          <w:color w:val="0B1F33"/>
+          <w:sz w:val="18"/>
+        </w:rPr>
+        <w:t>PHASED PATH TO TRUST</w:t>
+      </w:r>
+    </w:p>
+    <w:tbl>
+      <w:tblPr>
+        <w:tblW w:type="auto" w:w="0"/>
+        <w:jc w:val="center"/>
+        <w:tblLayout w:type="fixed"/>
+        <w:tblLook w:firstColumn="1" w:firstRow="1" w:lastColumn="0" w:lastRow="0" w:noHBand="0" w:noVBand="1" w:val="04A0"/>
+      </w:tblPr>
+      <w:tblGrid>
+        <w:gridCol w:w="2603"/>
+        <w:gridCol w:w="2603"/>
+        <w:gridCol w:w="2603"/>
+        <w:gridCol w:w="2603"/>
+      </w:tblGrid>
+      <w:tr>
+        <w:tc>
+          <w:tcPr>
+            <w:tcW w:type="dxa" w:w="2606"/>
+            <w:shd w:fill="071A2B"/>
+            <w:tcMar>
+              <w:top w:w="75" w:type="dxa"/>
+              <w:start w:w="80" w:type="dxa"/>
+              <w:bottom w:w="75" w:type="dxa"/>
+              <w:end w:w="80" w:type="dxa"/>
+            </w:tcMar>
+          </w:tcPr>
+          <w:p>
+            <w:pPr>
+              <w:spacing w:before="0" w:after="0"/>
+            </w:pPr>
+            <w:r/>
+          </w:p>
+          <w:p>
+            <w:pPr>
+              <w:spacing w:before="0" w:after="40" w:line="240" w:lineRule="auto"/>
+              <w:jc w:val="center"/>
+            </w:pPr>
+            <w:r>
+              <w:rPr>
+                <w:rFonts w:ascii="Aptos" w:hAnsi="Aptos"/>
+                <w:b/>
+                <w:caps w:val="0"/>
+                <w:color w:val="58D2D2"/>
+                <w:sz w:val="16"/>
+              </w:rPr>
+              <w:t>01 · CONNECT</w:t>
+            </w:r>
+          </w:p>
+          <w:p>
+            <w:pPr>
+              <w:spacing w:before="0" w:after="0" w:line="240" w:lineRule="auto"/>
+              <w:jc w:val="center"/>
+            </w:pPr>
+            <w:r>
+              <w:rPr>
+                <w:rFonts w:ascii="Aptos" w:hAnsi="Aptos"/>
+                <w:b w:val="0"/>
+                <w:caps w:val="0"/>
+                <w:color w:val="FFFFFF"/>
+                <w:sz w:val="15"/>
+              </w:rPr>
+              <w:t>authoritative feeds + clean evidence</w:t>
+            </w:r>
+          </w:p>
+        </w:tc>
+        <w:tc>
+          <w:tcPr>
+            <w:tcW w:type="dxa" w:w="2606"/>
+            <w:shd w:fill="10364A"/>
+            <w:tcMar>
+              <w:top w:w="75" w:type="dxa"/>
+              <w:start w:w="80" w:type="dxa"/>
+              <w:bottom w:w="75" w:type="dxa"/>
+              <w:end w:w="80" w:type="dxa"/>
+            </w:tcMar>
+          </w:tcPr>
+          <w:p>
+            <w:pPr>
+              <w:spacing w:before="0" w:after="0"/>
+            </w:pPr>
+            <w:r/>
+          </w:p>
+          <w:p>
+            <w:pPr>
+              <w:spacing w:before="0" w:after="40" w:line="240" w:lineRule="auto"/>
+              <w:jc w:val="center"/>
+            </w:pPr>
+            <w:r>
+              <w:rPr>
+                <w:rFonts w:ascii="Aptos" w:hAnsi="Aptos"/>
+                <w:b/>
+                <w:caps w:val="0"/>
+                <w:color w:val="58D2D2"/>
+                <w:sz w:val="16"/>
+              </w:rPr>
+              <w:t>02 · LEARN</w:t>
+            </w:r>
+          </w:p>
+          <w:p>
+            <w:pPr>
+              <w:spacing w:before="0" w:after="0" w:line="240" w:lineRule="auto"/>
+              <w:jc w:val="center"/>
+            </w:pPr>
+            <w:r>
+              <w:rPr>
+                <w:rFonts w:ascii="Aptos" w:hAnsi="Aptos"/>
+                <w:b w:val="0"/>
+                <w:caps w:val="0"/>
+                <w:color w:val="FFFFFF"/>
+                <w:sz w:val="15"/>
+              </w:rPr>
+              <w:t>curated labels + retrospective validation</w:t>
+            </w:r>
+          </w:p>
+        </w:tc>
+        <w:tc>
+          <w:tcPr>
+            <w:tcW w:type="dxa" w:w="2606"/>
+            <w:shd w:fill="10364A"/>
+            <w:tcMar>
+              <w:top w:w="75" w:type="dxa"/>
+              <w:start w:w="80" w:type="dxa"/>
+              <w:bottom w:w="75" w:type="dxa"/>
+              <w:end w:w="80" w:type="dxa"/>
+            </w:tcMar>
+          </w:tcPr>
+          <w:p>
+            <w:pPr>
+              <w:spacing w:before="0" w:after="0"/>
+            </w:pPr>
+            <w:r/>
+          </w:p>
+          <w:p>
+            <w:pPr>
+              <w:spacing w:before="0" w:after="40" w:line="240" w:lineRule="auto"/>
+              <w:jc w:val="center"/>
+            </w:pPr>
+            <w:r>
+              <w:rPr>
+                <w:rFonts w:ascii="Aptos" w:hAnsi="Aptos"/>
+                <w:b/>
+                <w:caps w:val="0"/>
+                <w:color w:val="58D2D2"/>
+                <w:sz w:val="16"/>
+              </w:rPr>
+              <w:t>03 · PILOT</w:t>
+            </w:r>
+          </w:p>
+          <w:p>
+            <w:pPr>
+              <w:spacing w:before="0" w:after="0" w:line="240" w:lineRule="auto"/>
+              <w:jc w:val="center"/>
+            </w:pPr>
+            <w:r>
+              <w:rPr>
+                <w:rFonts w:ascii="Aptos" w:hAnsi="Aptos"/>
+                <w:b w:val="0"/>
+                <w:caps w:val="0"/>
+                <w:color w:val="FFFFFF"/>
+                <w:sz w:val="15"/>
+              </w:rPr>
+              <w:t>fishers + labs + command centres</w:t>
+            </w:r>
+          </w:p>
+        </w:tc>
+        <w:tc>
+          <w:tcPr>
+            <w:tcW w:type="dxa" w:w="2606"/>
+            <w:shd w:fill="071A2B"/>
+            <w:tcMar>
+              <w:top w:w="75" w:type="dxa"/>
+              <w:start w:w="80" w:type="dxa"/>
+              <w:bottom w:w="75" w:type="dxa"/>
+              <w:end w:w="80" w:type="dxa"/>
+            </w:tcMar>
+          </w:tcPr>
+          <w:p>
+            <w:pPr>
+              <w:spacing w:before="0" w:after="0"/>
+            </w:pPr>
+            <w:r/>
+          </w:p>
+          <w:p>
+            <w:pPr>
+              <w:spacing w:before="0" w:after="40" w:line="240" w:lineRule="auto"/>
+              <w:jc w:val="center"/>
+            </w:pPr>
+            <w:r>
+              <w:rPr>
+                <w:rFonts w:ascii="Aptos" w:hAnsi="Aptos"/>
+                <w:b/>
+                <w:caps w:val="0"/>
+                <w:color w:val="F3B071"/>
+                <w:sz w:val="16"/>
+              </w:rPr>
+              <w:t>04 · SCALE</w:t>
+            </w:r>
+          </w:p>
+          <w:p>
+            <w:pPr>
+              <w:spacing w:before="0" w:after="0" w:line="240" w:lineRule="auto"/>
+              <w:jc w:val="center"/>
+            </w:pPr>
+            <w:r>
+              <w:rPr>
+                <w:rFonts w:ascii="Aptos" w:hAnsi="Aptos"/>
+                <w:b w:val="0"/>
+                <w:caps w:val="0"/>
+                <w:color w:val="FFFFFF"/>
+                <w:sz w:val="15"/>
+              </w:rPr>
+              <w:t>audited, state-wise deployment</w:t>
+            </w:r>
+          </w:p>
+        </w:tc>
+      </w:tr>
+    </w:tbl>
+    <w:p>
+      <w:pPr>
+        <w:spacing w:before="0" w:after="0" w:line="240" w:lineRule="auto"/>
+        <w:jc w:val="left"/>
+      </w:pPr>
+      <w:r>
+        <w:rPr>
+          <w:rFonts w:ascii="Aptos" w:hAnsi="Aptos"/>
+          <w:b w:val="0"/>
+          <w:caps w:val="0"/>
+          <w:color w:val="0B1F33"/>
+          <w:sz w:val="4"/>
+        </w:rPr>
+      </w:r>
+    </w:p>
+    <w:tbl>
+      <w:tblPr>
+        <w:tblW w:type="auto" w:w="0"/>
+        <w:jc w:val="center"/>
+        <w:tblLayout w:type="fixed"/>
+        <w:tblLook w:firstColumn="1" w:firstRow="1" w:lastColumn="0" w:lastRow="0" w:noHBand="0" w:noVBand="1" w:val="04A0"/>
+      </w:tblPr>
+      <w:tblGrid>
+        <w:gridCol w:w="10411"/>
+      </w:tblGrid>
+      <w:tr>
+        <w:tc>
+          <w:tcPr>
+            <w:tcW w:type="dxa" w:w="10411"/>
+            <w:shd w:fill="FFF5EC"/>
+            <w:tcBorders>
+              <w:left w:val="single" w:sz="10" w:color="E67B32"/>
+            </w:tcBorders>
+            <w:tcMar>
+              <w:top w:w="70" w:type="dxa"/>
+              <w:start w:w="120" w:type="dxa"/>
+              <w:bottom w:w="70" w:type="dxa"/>
+              <w:end w:w="100" w:type="dxa"/>
+            </w:tcMar>
+          </w:tcPr>
+          <w:p>
+            <w:pPr>
+              <w:spacing w:before="0" w:after="0"/>
+            </w:pPr>
+            <w:r/>
+          </w:p>
+          <w:p>
+            <w:pPr>
+              <w:spacing w:before="0" w:after="0" w:line="240" w:lineRule="auto"/>
+              <w:jc w:val="left"/>
+            </w:pPr>
+            <w:r>
+              <w:rPr>
+                <w:rFonts w:ascii="Aptos" w:hAnsi="Aptos"/>
+                <w:b/>
+                <w:color w:val="E67B32"/>
+                <w:sz w:val="17"/>
+              </w:rPr>
+              <w:t xml:space="preserve">JUDGE-READY TAKEAWAY  </w:t>
+            </w:r>
+            <w:r>
+              <w:rPr>
+                <w:rFonts w:ascii="Aptos" w:hAnsi="Aptos"/>
+                <w:b/>
+                <w:color w:val="0B1F33"/>
+                <w:sz w:val="17"/>
+              </w:rPr>
+              <w:t>ORCA grows from a marine assistant into shared decision infrastructure—learning from evidence, reaching the last mile and showing exactly when it should not be trusted.</w:t>
+            </w:r>
+          </w:p>
+        </w:tc>
+      </w:tr>
+    </w:tbl>
+    <w:p>
+      <w:pPr>
+        <w:spacing w:before="60" w:after="0"/>
+        <w:jc w:val="left"/>
+      </w:pPr>
+      <w:r>
+        <w:rPr>
+          <w:rFonts w:ascii="Aptos" w:hAnsi="Aptos"/>
+          <w:color w:val="6E8292"/>
+          <w:sz w:val="14"/>
+        </w:rPr>
+        <w:t>FOUNDATION  NDMA SACHET · IMD/INCOIS advisories · ISRO NavIC/Nabhmitra · STAC/xarray research workflows · uncertainty-calibrated multi-task learning</w:t>
+      </w:r>
+    </w:p>
     <w:sectPr>
       <w:pgSz w:w="11909" w:h="16834"/>
-      <w:pgMar w:top="605" w:right="749" w:bottom="605" w:left="749" w:header="259" w:footer="259" w:gutter="0"/>
+      <w:pgMar w:top="605" w:right="749" w:bottom="547" w:left="749" w:header="259" w:footer="259" w:gutter="0"/>
       <w:cols w:space="720"/>
       <w:docGrid w:linePitch="360"/>
     </w:sectPr>
